--- a/lessons/6-6/downloads/reveal/teacher/6.6-session-2-prerequisite-practice-b.docx
+++ b/lessons/6-6/downloads/reveal/teacher/6.6-session-2-prerequisite-practice-b.docx
@@ -15,10 +15,28 @@
         <w:rPr>
           <w:rFonts w:ascii="Avenir Next" w:hAnsi="Avenir Next" w:cs="Avenir Next" w:eastAsia="Avenir Next"/>
           <w:color w:val="1A1A1A"/>
+          <w:sz w:val="22"/>
+          <w:szCs w:val="20"/>
+        </w:rPr>
+        <w:t xml:space="preserve">Name</w:t>
+      </w:r>
+      <w:r>
+        <w:rPr>
+          <w:rFonts w:ascii="Avenir Next" w:hAnsi="Avenir Next" w:cs="Avenir Next" w:eastAsia="Avenir Next"/>
+          <w:color w:val="1A1A1A"/>
           <w:sz w:val="20"/>
           <w:szCs w:val="20"/>
         </w:rPr>
-        <w:t xml:space="preserve">Name</w:t>
+        <w:tab/>
+      </w:r>
+      <w:r>
+        <w:rPr>
+          <w:rFonts w:ascii="Avenir Next" w:hAnsi="Avenir Next" w:cs="Avenir Next" w:eastAsia="Avenir Next"/>
+          <w:color w:val="1A1A1A"/>
+          <w:sz w:val="22"/>
+          <w:szCs w:val="20"/>
+        </w:rPr>
+        <w:t xml:space="preserve">   Date</w:t>
       </w:r>
       <w:r>
         <w:rPr>
@@ -33,25 +51,7 @@
         <w:rPr>
           <w:rFonts w:ascii="Avenir Next" w:hAnsi="Avenir Next" w:cs="Avenir Next" w:eastAsia="Avenir Next"/>
           <w:color w:val="1A1A1A"/>
-          <w:sz w:val="20"/>
-          <w:szCs w:val="20"/>
-        </w:rPr>
-        <w:t xml:space="preserve">   Date</w:t>
-      </w:r>
-      <w:r>
-        <w:rPr>
-          <w:rFonts w:ascii="Avenir Next" w:hAnsi="Avenir Next" w:cs="Avenir Next" w:eastAsia="Avenir Next"/>
-          <w:color w:val="1A1A1A"/>
-          <w:sz w:val="20"/>
-          <w:szCs w:val="20"/>
-        </w:rPr>
-        <w:tab/>
-      </w:r>
-      <w:r>
-        <w:rPr>
-          <w:rFonts w:ascii="Avenir Next" w:hAnsi="Avenir Next" w:cs="Avenir Next" w:eastAsia="Avenir Next"/>
-          <w:color w:val="1A1A1A"/>
-          <w:sz w:val="20"/>
+          <w:sz w:val="22"/>
           <w:szCs w:val="20"/>
         </w:rPr>
         <w:t xml:space="preserve">   Period</w:t>
@@ -78,7 +78,7 @@
           <w:caps/>
           <w:color w:val="003A70"/>
           <w:spacing w:val="12"/>
-          <w:sz w:val="19"/>
+          <w:sz w:val="22"/>
           <w:szCs w:val="19"/>
         </w:rPr>
         <w:t xml:space="preserve">Lesson 6-6  ·  Session 2  ·  Prerequisite Practice B  ·  Skill 1 of 2</w:t>
@@ -86,6 +86,7 @@
     </w:p>
     <w:p>
       <w:pPr>
+        <w:pStyle w:val="Heading1"/>
         <w:keepNext/>
         <w:spacing w:before="0" w:after="10" w:line="240" w:lineRule="auto"/>
       </w:pPr>
@@ -111,7 +112,7 @@
         <w:rPr>
           <w:rFonts w:ascii="Avenir Next" w:hAnsi="Avenir Next" w:cs="Avenir Next" w:eastAsia="Avenir Next"/>
           <w:color w:val="5A5F66"/>
-          <w:sz w:val="17"/>
+          <w:sz w:val="22"/>
           <w:szCs w:val="17"/>
         </w:rPr>
         <w:t xml:space="preserve">Builds on Lesson 6-6 Session 1 · 6.EE.A.3</w:t>
@@ -154,6 +155,7 @@
           </w:tcPr>
           <w:p>
             <w:pPr>
+              <w:pStyle w:val="Heading2"/>
               <w:spacing w:before="0" w:after="0" w:line="252" w:lineRule="auto"/>
             </w:pPr>
             <w:r>
@@ -183,7 +185,7 @@
               <w:rPr>
                 <w:rFonts w:ascii="Avenir Next" w:hAnsi="Avenir Next" w:cs="Avenir Next" w:eastAsia="Avenir Next"/>
                 <w:color w:val="1A1A1A"/>
-                <w:sz w:val="20"/>
+                <w:sz w:val="22"/>
                 <w:szCs w:val="20"/>
               </w:rPr>
               <w:t xml:space="preserve">Booth A uses 6</w:t>
@@ -193,7 +195,7 @@
                 <w:rFonts w:ascii="Avenir Next" w:hAnsi="Avenir Next" w:cs="Avenir Next" w:eastAsia="Avenir Next"/>
                 <w:i/>
                 <w:color w:val="1A1A1A"/>
-                <w:sz w:val="20"/>
+                <w:sz w:val="22"/>
                 <w:szCs w:val="20"/>
               </w:rPr>
               <w:t xml:space="preserve">t</w:t>
@@ -202,7 +204,7 @@
               <w:rPr>
                 <w:rFonts w:ascii="Avenir Next" w:hAnsi="Avenir Next" w:cs="Avenir Next" w:eastAsia="Avenir Next"/>
                 <w:color w:val="1A1A1A"/>
-                <w:sz w:val="20"/>
+                <w:sz w:val="22"/>
                 <w:szCs w:val="20"/>
               </w:rPr>
               <w:t xml:space="preserve"> + 5 + 2</w:t>
@@ -212,7 +214,7 @@
                 <w:rFonts w:ascii="Avenir Next" w:hAnsi="Avenir Next" w:cs="Avenir Next" w:eastAsia="Avenir Next"/>
                 <w:i/>
                 <w:color w:val="1A1A1A"/>
-                <w:sz w:val="20"/>
+                <w:sz w:val="22"/>
                 <w:szCs w:val="20"/>
               </w:rPr>
               <w:t xml:space="preserve">t</w:t>
@@ -221,7 +223,7 @@
               <w:rPr>
                 <w:rFonts w:ascii="Avenir Next" w:hAnsi="Avenir Next" w:cs="Avenir Next" w:eastAsia="Avenir Next"/>
                 <w:color w:val="1A1A1A"/>
-                <w:sz w:val="20"/>
+                <w:sz w:val="22"/>
                 <w:szCs w:val="20"/>
               </w:rPr>
               <w:t xml:space="preserve">. You can simplify it to 8</w:t>
@@ -231,7 +233,7 @@
                 <w:rFonts w:ascii="Avenir Next" w:hAnsi="Avenir Next" w:cs="Avenir Next" w:eastAsia="Avenir Next"/>
                 <w:i/>
                 <w:color w:val="1A1A1A"/>
-                <w:sz w:val="20"/>
+                <w:sz w:val="22"/>
                 <w:szCs w:val="20"/>
               </w:rPr>
               <w:t xml:space="preserve">t</w:t>
@@ -240,7 +242,7 @@
               <w:rPr>
                 <w:rFonts w:ascii="Avenir Next" w:hAnsi="Avenir Next" w:cs="Avenir Next" w:eastAsia="Avenir Next"/>
                 <w:color w:val="1A1A1A"/>
-                <w:sz w:val="20"/>
+                <w:sz w:val="22"/>
                 <w:szCs w:val="20"/>
               </w:rPr>
               <w:t xml:space="preserve"> + 5 and compare.</w:t>
@@ -260,6 +262,7 @@
           </w:tcPr>
           <w:p>
             <w:pPr>
+              <w:pStyle w:val="Heading2"/>
               <w:spacing w:before="0" w:after="0" w:line="252" w:lineRule="auto"/>
             </w:pPr>
             <w:r>
@@ -289,7 +292,7 @@
               <w:rPr>
                 <w:rFonts w:ascii="Avenir Next" w:hAnsi="Avenir Next" w:cs="Avenir Next" w:eastAsia="Avenir Next"/>
                 <w:color w:val="1A1A1A"/>
-                <w:sz w:val="20"/>
+                <w:sz w:val="22"/>
                 <w:szCs w:val="20"/>
               </w:rPr>
               <w:t xml:space="preserve">Combine like terms, like 6</w:t>
@@ -299,7 +302,7 @@
                 <w:rFonts w:ascii="Avenir Next" w:hAnsi="Avenir Next" w:cs="Avenir Next" w:eastAsia="Avenir Next"/>
                 <w:i/>
                 <w:color w:val="1A1A1A"/>
-                <w:sz w:val="20"/>
+                <w:sz w:val="22"/>
                 <w:szCs w:val="20"/>
               </w:rPr>
               <w:t xml:space="preserve">t</w:t>
@@ -308,7 +311,7 @@
               <w:rPr>
                 <w:rFonts w:ascii="Avenir Next" w:hAnsi="Avenir Next" w:cs="Avenir Next" w:eastAsia="Avenir Next"/>
                 <w:color w:val="1A1A1A"/>
-                <w:sz w:val="20"/>
+                <w:sz w:val="22"/>
                 <w:szCs w:val="20"/>
               </w:rPr>
               <w:t xml:space="preserve"> + 5 + 2</w:t>
@@ -318,7 +321,7 @@
                 <w:rFonts w:ascii="Avenir Next" w:hAnsi="Avenir Next" w:cs="Avenir Next" w:eastAsia="Avenir Next"/>
                 <w:i/>
                 <w:color w:val="1A1A1A"/>
-                <w:sz w:val="20"/>
+                <w:sz w:val="22"/>
                 <w:szCs w:val="20"/>
               </w:rPr>
               <w:t xml:space="preserve">t</w:t>
@@ -327,7 +330,7 @@
               <w:rPr>
                 <w:rFonts w:ascii="Avenir Next" w:hAnsi="Avenir Next" w:cs="Avenir Next" w:eastAsia="Avenir Next"/>
                 <w:color w:val="1A1A1A"/>
-                <w:sz w:val="20"/>
+                <w:sz w:val="22"/>
                 <w:szCs w:val="20"/>
               </w:rPr>
               <w:t xml:space="preserve"> = 8</w:t>
@@ -337,7 +340,7 @@
                 <w:rFonts w:ascii="Avenir Next" w:hAnsi="Avenir Next" w:cs="Avenir Next" w:eastAsia="Avenir Next"/>
                 <w:i/>
                 <w:color w:val="1A1A1A"/>
-                <w:sz w:val="20"/>
+                <w:sz w:val="22"/>
                 <w:szCs w:val="20"/>
               </w:rPr>
               <w:t xml:space="preserve">t</w:t>
@@ -346,7 +349,7 @@
               <w:rPr>
                 <w:rFonts w:ascii="Avenir Next" w:hAnsi="Avenir Next" w:cs="Avenir Next" w:eastAsia="Avenir Next"/>
                 <w:color w:val="1A1A1A"/>
-                <w:sz w:val="20"/>
+                <w:sz w:val="22"/>
                 <w:szCs w:val="20"/>
               </w:rPr>
               <w:t xml:space="preserve"> + 5.  </w:t>
@@ -356,7 +359,7 @@
                 <w:rFonts w:ascii="Avenir Next" w:hAnsi="Avenir Next" w:cs="Avenir Next" w:eastAsia="Avenir Next"/>
                 <w:b/>
                 <w:color w:val="1A1A1A"/>
-                <w:sz w:val="20"/>
+                <w:sz w:val="22"/>
                 <w:szCs w:val="20"/>
               </w:rPr>
               <w:t xml:space="preserve">You will use it in Practice Form A, problems 2 and 7.</w:t>
@@ -367,6 +370,7 @@
     </w:tbl>
     <w:p>
       <w:pPr>
+        <w:pStyle w:val="Heading2"/>
         <w:keepNext/>
         <w:pBdr>
           <w:bottom w:val="single" w:sz="8" w:space="3" w:color="003A70"/>
@@ -382,7 +386,7 @@
           <w:b/>
           <w:color w:val="003A70"/>
           <w:spacing w:val="14"/>
-          <w:sz w:val="19"/>
+          <w:sz w:val="22"/>
           <w:szCs w:val="19"/>
         </w:rPr>
         <w:t xml:space="preserve">STEPS TO FOLLOW</w:t>
@@ -401,7 +405,7 @@
           <w:rFonts w:ascii="Avenir Next" w:hAnsi="Avenir Next" w:cs="Avenir Next" w:eastAsia="Avenir Next"/>
           <w:i/>
           <w:color w:val="5A5F66"/>
-          <w:sz w:val="17"/>
+          <w:sz w:val="22"/>
           <w:szCs w:val="17"/>
         </w:rPr>
         <w:t xml:space="preserve">use these same steps on every problem</w:t>
@@ -443,6 +447,7 @@
           </w:tcPr>
           <w:p>
             <w:pPr>
+              <w:pStyle w:val="Heading1"/>
               <w:spacing w:before="0" w:after="0" w:line="240" w:lineRule="auto"/>
               <w:jc w:val="center"/>
             </w:pPr>
@@ -472,7 +477,7 @@
                 <w:rFonts w:ascii="Avenir Next" w:hAnsi="Avenir Next" w:cs="Avenir Next" w:eastAsia="Avenir Next"/>
                 <w:b/>
                 <w:color w:val="1A1A1A"/>
-                <w:sz w:val="21"/>
+                <w:sz w:val="22"/>
                 <w:szCs w:val="21"/>
               </w:rPr>
               <w:t xml:space="preserve">Find</w:t>
@@ -481,7 +486,7 @@
               <w:rPr>
                 <w:rFonts w:ascii="Avenir Next" w:hAnsi="Avenir Next" w:cs="Avenir Next" w:eastAsia="Avenir Next"/>
                 <w:color w:val="1A1A1A"/>
-                <w:sz w:val="21"/>
+                <w:sz w:val="22"/>
                 <w:szCs w:val="21"/>
               </w:rPr>
               <w:t xml:space="preserve"> the like terms: same letter.</w:t>
@@ -500,6 +505,7 @@
           </w:tcPr>
           <w:p>
             <w:pPr>
+              <w:pStyle w:val="Heading1"/>
               <w:spacing w:before="0" w:after="0" w:line="240" w:lineRule="auto"/>
               <w:jc w:val="center"/>
             </w:pPr>
@@ -529,7 +535,7 @@
                 <w:rFonts w:ascii="Avenir Next" w:hAnsi="Avenir Next" w:cs="Avenir Next" w:eastAsia="Avenir Next"/>
                 <w:b/>
                 <w:color w:val="1A1A1A"/>
-                <w:sz w:val="21"/>
+                <w:sz w:val="22"/>
                 <w:szCs w:val="21"/>
               </w:rPr>
               <w:t xml:space="preserve">Add</w:t>
@@ -538,7 +544,7 @@
               <w:rPr>
                 <w:rFonts w:ascii="Avenir Next" w:hAnsi="Avenir Next" w:cs="Avenir Next" w:eastAsia="Avenir Next"/>
                 <w:color w:val="1A1A1A"/>
-                <w:sz w:val="21"/>
+                <w:sz w:val="22"/>
                 <w:szCs w:val="21"/>
               </w:rPr>
               <w:t xml:space="preserve"> or subtract their coefficients.</w:t>
@@ -557,6 +563,7 @@
           </w:tcPr>
           <w:p>
             <w:pPr>
+              <w:pStyle w:val="Heading1"/>
               <w:spacing w:before="0" w:after="0" w:line="240" w:lineRule="auto"/>
               <w:jc w:val="center"/>
             </w:pPr>
@@ -586,7 +593,7 @@
                 <w:rFonts w:ascii="Avenir Next" w:hAnsi="Avenir Next" w:cs="Avenir Next" w:eastAsia="Avenir Next"/>
                 <w:b/>
                 <w:color w:val="1A1A1A"/>
-                <w:sz w:val="21"/>
+                <w:sz w:val="22"/>
                 <w:szCs w:val="21"/>
               </w:rPr>
               <w:t xml:space="preserve">Write</w:t>
@@ -595,7 +602,7 @@
               <w:rPr>
                 <w:rFonts w:ascii="Avenir Next" w:hAnsi="Avenir Next" w:cs="Avenir Next" w:eastAsia="Avenir Next"/>
                 <w:color w:val="1A1A1A"/>
-                <w:sz w:val="21"/>
+                <w:sz w:val="22"/>
                 <w:szCs w:val="21"/>
               </w:rPr>
               <w:t xml:space="preserve"> the new term with the numbers.</w:t>
@@ -606,6 +613,7 @@
     </w:tbl>
     <w:p>
       <w:pPr>
+        <w:pStyle w:val="Heading2"/>
         <w:keepNext/>
         <w:pBdr>
           <w:bottom w:val="single" w:sz="8" w:space="3" w:color="003A70"/>
@@ -621,7 +629,7 @@
           <w:b/>
           <w:color w:val="003A70"/>
           <w:spacing w:val="14"/>
-          <w:sz w:val="19"/>
+          <w:sz w:val="22"/>
           <w:szCs w:val="19"/>
         </w:rPr>
         <w:t xml:space="preserve">WATCH ME</w:t>
@@ -640,7 +648,7 @@
           <w:rFonts w:ascii="Avenir Next" w:hAnsi="Avenir Next" w:cs="Avenir Next" w:eastAsia="Avenir Next"/>
           <w:i/>
           <w:color w:val="5A5F66"/>
-          <w:sz w:val="17"/>
+          <w:sz w:val="22"/>
           <w:szCs w:val="17"/>
         </w:rPr>
         <w:t xml:space="preserve">the steps in action</w:t>
@@ -655,7 +663,7 @@
           <w:rFonts w:ascii="Avenir Next" w:hAnsi="Avenir Next" w:cs="Avenir Next" w:eastAsia="Avenir Next"/>
           <w:b/>
           <w:color w:val="1A1A1A"/>
-          <w:sz w:val="21"/>
+          <w:sz w:val="22"/>
           <w:szCs w:val="21"/>
         </w:rPr>
         <w:t xml:space="preserve">Simplify 6</w:t>
@@ -666,7 +674,7 @@
           <w:b/>
           <w:i/>
           <w:color w:val="1A1A1A"/>
-          <w:sz w:val="21"/>
+          <w:sz w:val="22"/>
           <w:szCs w:val="21"/>
         </w:rPr>
         <w:t xml:space="preserve">t</w:t>
@@ -676,7 +684,7 @@
           <w:rFonts w:ascii="Avenir Next" w:hAnsi="Avenir Next" w:cs="Avenir Next" w:eastAsia="Avenir Next"/>
           <w:b/>
           <w:color w:val="1A1A1A"/>
-          <w:sz w:val="21"/>
+          <w:sz w:val="22"/>
           <w:szCs w:val="21"/>
         </w:rPr>
         <w:t xml:space="preserve"> + 5 + 2</w:t>
@@ -687,7 +695,7 @@
           <w:b/>
           <w:i/>
           <w:color w:val="1A1A1A"/>
-          <w:sz w:val="21"/>
+          <w:sz w:val="22"/>
           <w:szCs w:val="21"/>
         </w:rPr>
         <w:t xml:space="preserve">t</w:t>
@@ -697,7 +705,7 @@
           <w:rFonts w:ascii="Avenir Next" w:hAnsi="Avenir Next" w:cs="Avenir Next" w:eastAsia="Avenir Next"/>
           <w:b/>
           <w:color w:val="1A1A1A"/>
-          <w:sz w:val="21"/>
+          <w:sz w:val="22"/>
           <w:szCs w:val="21"/>
         </w:rPr>
         <w:t xml:space="preserve">.</w:t>
@@ -716,25 +724,25 @@
           <w:rFonts w:ascii="Avenir Next" w:hAnsi="Avenir Next" w:cs="Avenir Next" w:eastAsia="Avenir Next"/>
           <w:b/>
           <w:color w:val="003A70"/>
+          <w:sz w:val="22"/>
+          <w:szCs w:val="19"/>
+        </w:rPr>
+        <w:t xml:space="preserve">Step 1</w:t>
+      </w:r>
+      <w:r>
+        <w:rPr>
+          <w:rFonts w:ascii="Avenir Next" w:hAnsi="Avenir Next" w:cs="Avenir Next" w:eastAsia="Avenir Next"/>
+          <w:color w:val="1A1A1A"/>
           <w:sz w:val="19"/>
           <w:szCs w:val="19"/>
         </w:rPr>
-        <w:t xml:space="preserve">Step 1</w:t>
-      </w:r>
-      <w:r>
-        <w:rPr>
-          <w:rFonts w:ascii="Avenir Next" w:hAnsi="Avenir Next" w:cs="Avenir Next" w:eastAsia="Avenir Next"/>
-          <w:color w:val="1A1A1A"/>
-          <w:sz w:val="19"/>
-          <w:szCs w:val="19"/>
-        </w:rPr>
         <w:tab/>
       </w:r>
       <w:r>
         <w:rPr>
           <w:rFonts w:ascii="Avenir Next" w:hAnsi="Avenir Next" w:cs="Avenir Next" w:eastAsia="Avenir Next"/>
           <w:color w:val="1A1A1A"/>
-          <w:sz w:val="21"/>
+          <w:sz w:val="22"/>
           <w:szCs w:val="21"/>
         </w:rPr>
         <w:t xml:space="preserve">6</w:t>
@@ -744,7 +752,7 @@
           <w:rFonts w:ascii="Avenir Next" w:hAnsi="Avenir Next" w:cs="Avenir Next" w:eastAsia="Avenir Next"/>
           <w:i/>
           <w:color w:val="1A1A1A"/>
-          <w:sz w:val="21"/>
+          <w:sz w:val="22"/>
           <w:szCs w:val="21"/>
         </w:rPr>
         <w:t xml:space="preserve">t</w:t>
@@ -753,7 +761,7 @@
         <w:rPr>
           <w:rFonts w:ascii="Avenir Next" w:hAnsi="Avenir Next" w:cs="Avenir Next" w:eastAsia="Avenir Next"/>
           <w:color w:val="1A1A1A"/>
-          <w:sz w:val="21"/>
+          <w:sz w:val="22"/>
           <w:szCs w:val="21"/>
         </w:rPr>
         <w:t xml:space="preserve"> and 2</w:t>
@@ -763,7 +771,7 @@
           <w:rFonts w:ascii="Avenir Next" w:hAnsi="Avenir Next" w:cs="Avenir Next" w:eastAsia="Avenir Next"/>
           <w:i/>
           <w:color w:val="1A1A1A"/>
-          <w:sz w:val="21"/>
+          <w:sz w:val="22"/>
           <w:szCs w:val="21"/>
         </w:rPr>
         <w:t xml:space="preserve">t</w:t>
@@ -772,7 +780,7 @@
         <w:rPr>
           <w:rFonts w:ascii="Avenir Next" w:hAnsi="Avenir Next" w:cs="Avenir Next" w:eastAsia="Avenir Next"/>
           <w:color w:val="1A1A1A"/>
-          <w:sz w:val="21"/>
+          <w:sz w:val="22"/>
           <w:szCs w:val="21"/>
         </w:rPr>
         <w:t xml:space="preserve"> are like terms.</w:t>
@@ -791,25 +799,25 @@
           <w:rFonts w:ascii="Avenir Next" w:hAnsi="Avenir Next" w:cs="Avenir Next" w:eastAsia="Avenir Next"/>
           <w:b/>
           <w:color w:val="003A70"/>
+          <w:sz w:val="22"/>
+          <w:szCs w:val="19"/>
+        </w:rPr>
+        <w:t xml:space="preserve">Step 2</w:t>
+      </w:r>
+      <w:r>
+        <w:rPr>
+          <w:rFonts w:ascii="Avenir Next" w:hAnsi="Avenir Next" w:cs="Avenir Next" w:eastAsia="Avenir Next"/>
+          <w:color w:val="1A1A1A"/>
           <w:sz w:val="19"/>
           <w:szCs w:val="19"/>
         </w:rPr>
-        <w:t xml:space="preserve">Step 2</w:t>
-      </w:r>
-      <w:r>
-        <w:rPr>
-          <w:rFonts w:ascii="Avenir Next" w:hAnsi="Avenir Next" w:cs="Avenir Next" w:eastAsia="Avenir Next"/>
-          <w:color w:val="1A1A1A"/>
-          <w:sz w:val="19"/>
-          <w:szCs w:val="19"/>
-        </w:rPr>
         <w:tab/>
       </w:r>
       <w:r>
         <w:rPr>
           <w:rFonts w:ascii="Avenir Next" w:hAnsi="Avenir Next" w:cs="Avenir Next" w:eastAsia="Avenir Next"/>
           <w:color w:val="1A1A1A"/>
-          <w:sz w:val="21"/>
+          <w:sz w:val="22"/>
           <w:szCs w:val="21"/>
         </w:rPr>
         <w:t xml:space="preserve">6 + 2 = 8, so 8</w:t>
@@ -819,7 +827,7 @@
           <w:rFonts w:ascii="Avenir Next" w:hAnsi="Avenir Next" w:cs="Avenir Next" w:eastAsia="Avenir Next"/>
           <w:i/>
           <w:color w:val="1A1A1A"/>
-          <w:sz w:val="21"/>
+          <w:sz w:val="22"/>
           <w:szCs w:val="21"/>
         </w:rPr>
         <w:t xml:space="preserve">t</w:t>
@@ -828,7 +836,7 @@
         <w:rPr>
           <w:rFonts w:ascii="Avenir Next" w:hAnsi="Avenir Next" w:cs="Avenir Next" w:eastAsia="Avenir Next"/>
           <w:color w:val="1A1A1A"/>
-          <w:sz w:val="21"/>
+          <w:sz w:val="22"/>
           <w:szCs w:val="21"/>
         </w:rPr>
         <w:t xml:space="preserve">.</w:t>
@@ -847,25 +855,25 @@
           <w:rFonts w:ascii="Avenir Next" w:hAnsi="Avenir Next" w:cs="Avenir Next" w:eastAsia="Avenir Next"/>
           <w:b/>
           <w:color w:val="003A70"/>
+          <w:sz w:val="22"/>
+          <w:szCs w:val="19"/>
+        </w:rPr>
+        <w:t xml:space="preserve">Step 3</w:t>
+      </w:r>
+      <w:r>
+        <w:rPr>
+          <w:rFonts w:ascii="Avenir Next" w:hAnsi="Avenir Next" w:cs="Avenir Next" w:eastAsia="Avenir Next"/>
+          <w:color w:val="1A1A1A"/>
           <w:sz w:val="19"/>
           <w:szCs w:val="19"/>
         </w:rPr>
-        <w:t xml:space="preserve">Step 3</w:t>
-      </w:r>
-      <w:r>
-        <w:rPr>
-          <w:rFonts w:ascii="Avenir Next" w:hAnsi="Avenir Next" w:cs="Avenir Next" w:eastAsia="Avenir Next"/>
-          <w:color w:val="1A1A1A"/>
-          <w:sz w:val="19"/>
-          <w:szCs w:val="19"/>
-        </w:rPr>
         <w:tab/>
       </w:r>
       <w:r>
         <w:rPr>
           <w:rFonts w:ascii="Avenir Next" w:hAnsi="Avenir Next" w:cs="Avenir Next" w:eastAsia="Avenir Next"/>
           <w:color w:val="1A1A1A"/>
-          <w:sz w:val="21"/>
+          <w:sz w:val="22"/>
           <w:szCs w:val="21"/>
         </w:rPr>
         <w:t xml:space="preserve">8</w:t>
@@ -875,7 +883,7 @@
           <w:rFonts w:ascii="Avenir Next" w:hAnsi="Avenir Next" w:cs="Avenir Next" w:eastAsia="Avenir Next"/>
           <w:i/>
           <w:color w:val="1A1A1A"/>
-          <w:sz w:val="21"/>
+          <w:sz w:val="22"/>
           <w:szCs w:val="21"/>
         </w:rPr>
         <w:t xml:space="preserve">t</w:t>
@@ -884,7 +892,7 @@
         <w:rPr>
           <w:rFonts w:ascii="Avenir Next" w:hAnsi="Avenir Next" w:cs="Avenir Next" w:eastAsia="Avenir Next"/>
           <w:color w:val="1A1A1A"/>
-          <w:sz w:val="21"/>
+          <w:sz w:val="22"/>
           <w:szCs w:val="21"/>
         </w:rPr>
         <w:t xml:space="preserve"> + 5.</w:t>
@@ -903,18 +911,18 @@
           <w:rFonts w:ascii="Avenir Next" w:hAnsi="Avenir Next" w:cs="Avenir Next" w:eastAsia="Avenir Next"/>
           <w:b/>
           <w:color w:val="1A1A1A"/>
+          <w:sz w:val="22"/>
+          <w:szCs w:val="21"/>
+        </w:rPr>
+        <w:t xml:space="preserve">Answer</w:t>
+      </w:r>
+      <w:r>
+        <w:rPr>
+          <w:rFonts w:ascii="Avenir Next" w:hAnsi="Avenir Next" w:cs="Avenir Next" w:eastAsia="Avenir Next"/>
+          <w:color w:val="1A1A1A"/>
           <w:sz w:val="21"/>
           <w:szCs w:val="21"/>
         </w:rPr>
-        <w:t xml:space="preserve">Answer</w:t>
-      </w:r>
-      <w:r>
-        <w:rPr>
-          <w:rFonts w:ascii="Avenir Next" w:hAnsi="Avenir Next" w:cs="Avenir Next" w:eastAsia="Avenir Next"/>
-          <w:color w:val="1A1A1A"/>
-          <w:sz w:val="21"/>
-          <w:szCs w:val="21"/>
-        </w:rPr>
         <w:tab/>
       </w:r>
       <w:r>
@@ -922,7 +930,7 @@
           <w:rFonts w:ascii="Avenir Next" w:hAnsi="Avenir Next" w:cs="Avenir Next" w:eastAsia="Avenir Next"/>
           <w:b/>
           <w:color w:val="1A1A1A"/>
-          <w:sz w:val="21"/>
+          <w:sz w:val="22"/>
           <w:szCs w:val="21"/>
         </w:rPr>
         <w:t xml:space="preserve">8</w:t>
@@ -933,7 +941,7 @@
           <w:b/>
           <w:i/>
           <w:color w:val="1A1A1A"/>
-          <w:sz w:val="21"/>
+          <w:sz w:val="22"/>
           <w:szCs w:val="21"/>
         </w:rPr>
         <w:t xml:space="preserve">t</w:t>
@@ -943,7 +951,7 @@
           <w:rFonts w:ascii="Avenir Next" w:hAnsi="Avenir Next" w:cs="Avenir Next" w:eastAsia="Avenir Next"/>
           <w:b/>
           <w:color w:val="1A1A1A"/>
-          <w:sz w:val="21"/>
+          <w:sz w:val="22"/>
           <w:szCs w:val="21"/>
         </w:rPr>
         <w:t xml:space="preserve"> + 5</w:t>
@@ -951,6 +959,7 @@
     </w:p>
     <w:p>
       <w:pPr>
+        <w:pStyle w:val="Heading2"/>
         <w:keepNext/>
         <w:pBdr>
           <w:bottom w:val="single" w:sz="8" w:space="3" w:color="003A70"/>
@@ -966,7 +975,7 @@
           <w:b/>
           <w:color w:val="003A70"/>
           <w:spacing w:val="14"/>
-          <w:sz w:val="19"/>
+          <w:sz w:val="22"/>
           <w:szCs w:val="19"/>
         </w:rPr>
         <w:t xml:space="preserve">TRY IT WITH HELP</w:t>
@@ -985,7 +994,7 @@
           <w:rFonts w:ascii="Avenir Next" w:hAnsi="Avenir Next" w:cs="Avenir Next" w:eastAsia="Avenir Next"/>
           <w:i/>
           <w:color w:val="5A5F66"/>
-          <w:sz w:val="17"/>
+          <w:sz w:val="22"/>
           <w:szCs w:val="17"/>
         </w:rPr>
         <w:t xml:space="preserve">fill in each step</w:t>
@@ -1081,35 +1090,35 @@
           <w:rFonts w:ascii="Avenir Next" w:hAnsi="Avenir Next" w:cs="Avenir Next" w:eastAsia="Avenir Next"/>
           <w:b/>
           <w:color w:val="003A70"/>
+          <w:sz w:val="22"/>
+          <w:szCs w:val="18"/>
+        </w:rPr>
+        <w:t xml:space="preserve">Step 1</w:t>
+      </w:r>
+      <w:r>
+        <w:rPr>
+          <w:rFonts w:ascii="Avenir Next" w:hAnsi="Avenir Next" w:cs="Avenir Next" w:eastAsia="Avenir Next"/>
+          <w:color w:val="1A1A1A"/>
           <w:sz w:val="18"/>
           <w:szCs w:val="18"/>
         </w:rPr>
-        <w:t xml:space="preserve">Step 1</w:t>
-      </w:r>
-      <w:r>
-        <w:rPr>
-          <w:rFonts w:ascii="Avenir Next" w:hAnsi="Avenir Next" w:cs="Avenir Next" w:eastAsia="Avenir Next"/>
-          <w:color w:val="1A1A1A"/>
-          <w:sz w:val="18"/>
-          <w:szCs w:val="18"/>
-        </w:rPr>
         <w:tab/>
       </w:r>
       <w:r>
         <w:rPr>
           <w:rFonts w:ascii="Avenir Next" w:hAnsi="Avenir Next" w:cs="Avenir Next" w:eastAsia="Avenir Next"/>
           <w:color w:val="1A1A1A"/>
+          <w:sz w:val="22"/>
+          <w:szCs w:val="21"/>
+        </w:rPr>
+        <w:t xml:space="preserve">Like terms: </w:t>
+      </w:r>
+      <w:r>
+        <w:rPr>
+          <w:rFonts w:ascii="Avenir Next" w:hAnsi="Avenir Next" w:cs="Avenir Next" w:eastAsia="Avenir Next"/>
+          <w:color w:val="1A1A1A"/>
           <w:sz w:val="21"/>
           <w:szCs w:val="21"/>
-        </w:rPr>
-        <w:t xml:space="preserve">Like terms: </w:t>
-      </w:r>
-      <w:r>
-        <w:rPr>
-          <w:rFonts w:ascii="Avenir Next" w:hAnsi="Avenir Next" w:cs="Avenir Next" w:eastAsia="Avenir Next"/>
-          <w:color w:val="1A1A1A"/>
-          <w:sz w:val="21"/>
-          <w:szCs w:val="21"/>
           <w:u w:val="single"/>
         </w:rPr>
         <w:t xml:space="preserve">                </w:t>
@@ -1118,7 +1127,7 @@
         <w:rPr>
           <w:rFonts w:ascii="Avenir Next" w:hAnsi="Avenir Next" w:cs="Avenir Next" w:eastAsia="Avenir Next"/>
           <w:color w:val="1A1A1A"/>
-          <w:sz w:val="21"/>
+          <w:sz w:val="22"/>
           <w:szCs w:val="21"/>
         </w:rPr>
         <w:t xml:space="preserve"> and </w:t>
@@ -1148,25 +1157,25 @@
           <w:rFonts w:ascii="Avenir Next" w:hAnsi="Avenir Next" w:cs="Avenir Next" w:eastAsia="Avenir Next"/>
           <w:b/>
           <w:color w:val="003A70"/>
+          <w:sz w:val="22"/>
+          <w:szCs w:val="18"/>
+        </w:rPr>
+        <w:t xml:space="preserve">Step 2</w:t>
+      </w:r>
+      <w:r>
+        <w:rPr>
+          <w:rFonts w:ascii="Avenir Next" w:hAnsi="Avenir Next" w:cs="Avenir Next" w:eastAsia="Avenir Next"/>
+          <w:color w:val="1A1A1A"/>
           <w:sz w:val="18"/>
           <w:szCs w:val="18"/>
         </w:rPr>
-        <w:t xml:space="preserve">Step 2</w:t>
-      </w:r>
-      <w:r>
-        <w:rPr>
-          <w:rFonts w:ascii="Avenir Next" w:hAnsi="Avenir Next" w:cs="Avenir Next" w:eastAsia="Avenir Next"/>
-          <w:color w:val="1A1A1A"/>
-          <w:sz w:val="18"/>
-          <w:szCs w:val="18"/>
-        </w:rPr>
         <w:tab/>
       </w:r>
       <w:r>
         <w:rPr>
           <w:rFonts w:ascii="Avenir Next" w:hAnsi="Avenir Next" w:cs="Avenir Next" w:eastAsia="Avenir Next"/>
           <w:color w:val="1A1A1A"/>
-          <w:sz w:val="21"/>
+          <w:sz w:val="22"/>
           <w:szCs w:val="21"/>
         </w:rPr>
         <w:t xml:space="preserve">3 + 1 = </w:t>
@@ -1196,18 +1205,18 @@
           <w:rFonts w:ascii="Avenir Next" w:hAnsi="Avenir Next" w:cs="Avenir Next" w:eastAsia="Avenir Next"/>
           <w:b/>
           <w:color w:val="003A70"/>
+          <w:sz w:val="22"/>
+          <w:szCs w:val="18"/>
+        </w:rPr>
+        <w:t xml:space="preserve">Step 3</w:t>
+      </w:r>
+      <w:r>
+        <w:rPr>
+          <w:rFonts w:ascii="Avenir Next" w:hAnsi="Avenir Next" w:cs="Avenir Next" w:eastAsia="Avenir Next"/>
+          <w:color w:val="1A1A1A"/>
           <w:sz w:val="18"/>
           <w:szCs w:val="18"/>
         </w:rPr>
-        <w:t xml:space="preserve">Step 3</w:t>
-      </w:r>
-      <w:r>
-        <w:rPr>
-          <w:rFonts w:ascii="Avenir Next" w:hAnsi="Avenir Next" w:cs="Avenir Next" w:eastAsia="Avenir Next"/>
-          <w:color w:val="1A1A1A"/>
-          <w:sz w:val="18"/>
-          <w:szCs w:val="18"/>
-        </w:rPr>
         <w:tab/>
       </w:r>
       <w:r>
@@ -1224,7 +1233,7 @@
         <w:rPr>
           <w:rFonts w:ascii="Avenir Next" w:hAnsi="Avenir Next" w:cs="Avenir Next" w:eastAsia="Avenir Next"/>
           <w:color w:val="1A1A1A"/>
-          <w:sz w:val="21"/>
+          <w:sz w:val="22"/>
           <w:szCs w:val="21"/>
         </w:rPr>
         <w:t xml:space="preserve"> + 4</w:t>
@@ -1325,35 +1334,35 @@
           <w:rFonts w:ascii="Avenir Next" w:hAnsi="Avenir Next" w:cs="Avenir Next" w:eastAsia="Avenir Next"/>
           <w:b/>
           <w:color w:val="003A70"/>
+          <w:sz w:val="22"/>
+          <w:szCs w:val="18"/>
+        </w:rPr>
+        <w:t xml:space="preserve">Step 1</w:t>
+      </w:r>
+      <w:r>
+        <w:rPr>
+          <w:rFonts w:ascii="Avenir Next" w:hAnsi="Avenir Next" w:cs="Avenir Next" w:eastAsia="Avenir Next"/>
+          <w:color w:val="1A1A1A"/>
           <w:sz w:val="18"/>
           <w:szCs w:val="18"/>
         </w:rPr>
-        <w:t xml:space="preserve">Step 1</w:t>
-      </w:r>
-      <w:r>
-        <w:rPr>
-          <w:rFonts w:ascii="Avenir Next" w:hAnsi="Avenir Next" w:cs="Avenir Next" w:eastAsia="Avenir Next"/>
-          <w:color w:val="1A1A1A"/>
-          <w:sz w:val="18"/>
-          <w:szCs w:val="18"/>
-        </w:rPr>
         <w:tab/>
       </w:r>
       <w:r>
         <w:rPr>
           <w:rFonts w:ascii="Avenir Next" w:hAnsi="Avenir Next" w:cs="Avenir Next" w:eastAsia="Avenir Next"/>
           <w:color w:val="1A1A1A"/>
+          <w:sz w:val="22"/>
+          <w:szCs w:val="21"/>
+        </w:rPr>
+        <w:t xml:space="preserve">Like terms: </w:t>
+      </w:r>
+      <w:r>
+        <w:rPr>
+          <w:rFonts w:ascii="Avenir Next" w:hAnsi="Avenir Next" w:cs="Avenir Next" w:eastAsia="Avenir Next"/>
+          <w:color w:val="1A1A1A"/>
           <w:sz w:val="21"/>
           <w:szCs w:val="21"/>
-        </w:rPr>
-        <w:t xml:space="preserve">Like terms: </w:t>
-      </w:r>
-      <w:r>
-        <w:rPr>
-          <w:rFonts w:ascii="Avenir Next" w:hAnsi="Avenir Next" w:cs="Avenir Next" w:eastAsia="Avenir Next"/>
-          <w:color w:val="1A1A1A"/>
-          <w:sz w:val="21"/>
-          <w:szCs w:val="21"/>
           <w:u w:val="single"/>
         </w:rPr>
         <w:t xml:space="preserve">                </w:t>
@@ -1362,7 +1371,7 @@
         <w:rPr>
           <w:rFonts w:ascii="Avenir Next" w:hAnsi="Avenir Next" w:cs="Avenir Next" w:eastAsia="Avenir Next"/>
           <w:color w:val="1A1A1A"/>
-          <w:sz w:val="21"/>
+          <w:sz w:val="22"/>
           <w:szCs w:val="21"/>
         </w:rPr>
         <w:t xml:space="preserve"> and </w:t>
@@ -1392,25 +1401,25 @@
           <w:rFonts w:ascii="Avenir Next" w:hAnsi="Avenir Next" w:cs="Avenir Next" w:eastAsia="Avenir Next"/>
           <w:b/>
           <w:color w:val="003A70"/>
+          <w:sz w:val="22"/>
+          <w:szCs w:val="18"/>
+        </w:rPr>
+        <w:t xml:space="preserve">Step 2</w:t>
+      </w:r>
+      <w:r>
+        <w:rPr>
+          <w:rFonts w:ascii="Avenir Next" w:hAnsi="Avenir Next" w:cs="Avenir Next" w:eastAsia="Avenir Next"/>
+          <w:color w:val="1A1A1A"/>
           <w:sz w:val="18"/>
           <w:szCs w:val="18"/>
         </w:rPr>
-        <w:t xml:space="preserve">Step 2</w:t>
-      </w:r>
-      <w:r>
-        <w:rPr>
-          <w:rFonts w:ascii="Avenir Next" w:hAnsi="Avenir Next" w:cs="Avenir Next" w:eastAsia="Avenir Next"/>
-          <w:color w:val="1A1A1A"/>
-          <w:sz w:val="18"/>
-          <w:szCs w:val="18"/>
-        </w:rPr>
         <w:tab/>
       </w:r>
       <w:r>
         <w:rPr>
           <w:rFonts w:ascii="Avenir Next" w:hAnsi="Avenir Next" w:cs="Avenir Next" w:eastAsia="Avenir Next"/>
           <w:color w:val="1A1A1A"/>
-          <w:sz w:val="21"/>
+          <w:sz w:val="22"/>
           <w:szCs w:val="21"/>
         </w:rPr>
         <w:t xml:space="preserve">12 − 4 = </w:t>
@@ -1440,18 +1449,18 @@
           <w:rFonts w:ascii="Avenir Next" w:hAnsi="Avenir Next" w:cs="Avenir Next" w:eastAsia="Avenir Next"/>
           <w:b/>
           <w:color w:val="003A70"/>
+          <w:sz w:val="22"/>
+          <w:szCs w:val="18"/>
+        </w:rPr>
+        <w:t xml:space="preserve">Step 3</w:t>
+      </w:r>
+      <w:r>
+        <w:rPr>
+          <w:rFonts w:ascii="Avenir Next" w:hAnsi="Avenir Next" w:cs="Avenir Next" w:eastAsia="Avenir Next"/>
+          <w:color w:val="1A1A1A"/>
           <w:sz w:val="18"/>
           <w:szCs w:val="18"/>
         </w:rPr>
-        <w:t xml:space="preserve">Step 3</w:t>
-      </w:r>
-      <w:r>
-        <w:rPr>
-          <w:rFonts w:ascii="Avenir Next" w:hAnsi="Avenir Next" w:cs="Avenir Next" w:eastAsia="Avenir Next"/>
-          <w:color w:val="1A1A1A"/>
-          <w:sz w:val="18"/>
-          <w:szCs w:val="18"/>
-        </w:rPr>
         <w:tab/>
       </w:r>
       <w:r>
@@ -1468,7 +1477,7 @@
         <w:rPr>
           <w:rFonts w:ascii="Avenir Next" w:hAnsi="Avenir Next" w:cs="Avenir Next" w:eastAsia="Avenir Next"/>
           <w:color w:val="1A1A1A"/>
-          <w:sz w:val="21"/>
+          <w:sz w:val="22"/>
           <w:szCs w:val="21"/>
         </w:rPr>
         <w:t xml:space="preserve"> + 5</w:t>
@@ -1481,6 +1490,7 @@
     </w:p>
     <w:p>
       <w:pPr>
+        <w:pStyle w:val="Heading2"/>
         <w:keepNext/>
         <w:pBdr>
           <w:bottom w:val="single" w:sz="8" w:space="3" w:color="003A70"/>
@@ -1496,7 +1506,7 @@
           <w:b/>
           <w:color w:val="003A70"/>
           <w:spacing w:val="14"/>
-          <w:sz w:val="19"/>
+          <w:sz w:val="22"/>
           <w:szCs w:val="19"/>
         </w:rPr>
         <w:t xml:space="preserve">YOUR TURN</w:t>
@@ -1515,7 +1525,7 @@
           <w:rFonts w:ascii="Avenir Next" w:hAnsi="Avenir Next" w:cs="Avenir Next" w:eastAsia="Avenir Next"/>
           <w:i/>
           <w:color w:val="5A5F66"/>
-          <w:sz w:val="17"/>
+          <w:sz w:val="22"/>
           <w:szCs w:val="17"/>
         </w:rPr>
         <w:t xml:space="preserve">use the steps on your own</w:t>
@@ -2218,7 +2228,7 @@
       <w:pPr>
         <w:pageBreakBefore/>
         <w:keepNext/>
-        <w:spacing w:before="0" w:after="12" w:line="264" w:lineRule="auto"/>
+        <w:spacing w:before="0" w:after="10" w:line="252" w:lineRule="auto"/>
       </w:pPr>
       <w:r>
         <w:rPr>
@@ -2227,7 +2237,7 @@
           <w:caps/>
           <w:color w:val="003A70"/>
           <w:spacing w:val="12"/>
-          <w:sz w:val="19"/>
+          <w:sz w:val="22"/>
           <w:szCs w:val="19"/>
         </w:rPr>
         <w:t xml:space="preserve">Lesson 6-6  ·  Session 2  ·  Prerequisite Practice B  ·  Skill 2 of 2</w:t>
@@ -2235,8 +2245,9 @@
     </w:p>
     <w:p>
       <w:pPr>
+        <w:pStyle w:val="Heading1"/>
         <w:keepNext/>
-        <w:spacing w:before="0" w:after="10" w:line="240" w:lineRule="auto"/>
+        <w:spacing w:before="0" w:after="8" w:line="240" w:lineRule="auto"/>
       </w:pPr>
       <w:r>
         <w:rPr>
@@ -2254,13 +2265,13 @@
         <w:pBdr>
           <w:bottom w:val="single" w:sz="4" w:space="5" w:color="C9CDD2"/>
         </w:pBdr>
-        <w:spacing w:before="0" w:after="60" w:line="264" w:lineRule="auto"/>
+        <w:spacing w:before="0" w:after="51" w:line="252" w:lineRule="auto"/>
       </w:pPr>
       <w:r>
         <w:rPr>
           <w:rFonts w:ascii="Avenir Next" w:hAnsi="Avenir Next" w:cs="Avenir Next" w:eastAsia="Avenir Next"/>
           <w:color w:val="5A5F66"/>
-          <w:sz w:val="17"/>
+          <w:sz w:val="22"/>
           <w:szCs w:val="17"/>
         </w:rPr>
         <w:t xml:space="preserve">Builds on Lesson 6-5 Session 2 · 6.EE.A.2c</w:t>
@@ -2303,7 +2314,8 @@
           </w:tcPr>
           <w:p>
             <w:pPr>
-              <w:spacing w:before="0" w:after="0" w:line="252" w:lineRule="auto"/>
+              <w:pStyle w:val="Heading2"/>
+              <w:spacing w:before="0" w:after="0" w:line="246" w:lineRule="auto"/>
             </w:pPr>
             <w:r>
               <w:rPr>
@@ -2326,13 +2338,13 @@
           </w:tcPr>
           <w:p>
             <w:pPr>
-              <w:spacing w:before="0" w:after="0" w:line="264" w:lineRule="auto"/>
+              <w:spacing w:before="0" w:after="0" w:line="252" w:lineRule="auto"/>
             </w:pPr>
             <w:r>
               <w:rPr>
                 <w:rFonts w:ascii="Avenir Next" w:hAnsi="Avenir Next" w:cs="Avenir Next" w:eastAsia="Avenir Next"/>
                 <w:color w:val="1A1A1A"/>
-                <w:sz w:val="20"/>
+                <w:sz w:val="22"/>
                 <w:szCs w:val="20"/>
               </w:rPr>
               <w:t xml:space="preserve">To test 3(</w:t>
@@ -2342,7 +2354,7 @@
                 <w:rFonts w:ascii="Avenir Next" w:hAnsi="Avenir Next" w:cs="Avenir Next" w:eastAsia="Avenir Next"/>
                 <w:i/>
                 <w:color w:val="1A1A1A"/>
-                <w:sz w:val="20"/>
+                <w:sz w:val="22"/>
                 <w:szCs w:val="20"/>
               </w:rPr>
               <w:t xml:space="preserve">k</w:t>
@@ -2351,7 +2363,7 @@
               <w:rPr>
                 <w:rFonts w:ascii="Avenir Next" w:hAnsi="Avenir Next" w:cs="Avenir Next" w:eastAsia="Avenir Next"/>
                 <w:color w:val="1A1A1A"/>
-                <w:sz w:val="20"/>
+                <w:sz w:val="22"/>
                 <w:szCs w:val="20"/>
               </w:rPr>
               <w:t xml:space="preserve"> + 2) against 3</w:t>
@@ -2361,7 +2373,7 @@
                 <w:rFonts w:ascii="Avenir Next" w:hAnsi="Avenir Next" w:cs="Avenir Next" w:eastAsia="Avenir Next"/>
                 <w:i/>
                 <w:color w:val="1A1A1A"/>
-                <w:sz w:val="20"/>
+                <w:sz w:val="22"/>
                 <w:szCs w:val="20"/>
               </w:rPr>
               <w:t xml:space="preserve">k</w:t>
@@ -2370,7 +2382,7 @@
               <w:rPr>
                 <w:rFonts w:ascii="Avenir Next" w:hAnsi="Avenir Next" w:cs="Avenir Next" w:eastAsia="Avenir Next"/>
                 <w:color w:val="1A1A1A"/>
-                <w:sz w:val="20"/>
+                <w:sz w:val="22"/>
                 <w:szCs w:val="20"/>
               </w:rPr>
               <w:t xml:space="preserve"> + 2, you evaluate both when </w:t>
@@ -2380,7 +2392,7 @@
                 <w:rFonts w:ascii="Avenir Next" w:hAnsi="Avenir Next" w:cs="Avenir Next" w:eastAsia="Avenir Next"/>
                 <w:i/>
                 <w:color w:val="1A1A1A"/>
-                <w:sz w:val="20"/>
+                <w:sz w:val="22"/>
                 <w:szCs w:val="20"/>
               </w:rPr>
               <w:t xml:space="preserve">k</w:t>
@@ -2389,7 +2401,7 @@
               <w:rPr>
                 <w:rFonts w:ascii="Avenir Next" w:hAnsi="Avenir Next" w:cs="Avenir Next" w:eastAsia="Avenir Next"/>
                 <w:color w:val="1A1A1A"/>
-                <w:sz w:val="20"/>
+                <w:sz w:val="22"/>
                 <w:szCs w:val="20"/>
               </w:rPr>
               <w:t xml:space="preserve"> = 4.</w:t>
@@ -2409,7 +2421,8 @@
           </w:tcPr>
           <w:p>
             <w:pPr>
-              <w:spacing w:before="0" w:after="0" w:line="252" w:lineRule="auto"/>
+              <w:pStyle w:val="Heading2"/>
+              <w:spacing w:before="0" w:after="0" w:line="246" w:lineRule="auto"/>
             </w:pPr>
             <w:r>
               <w:rPr>
@@ -2432,13 +2445,13 @@
           </w:tcPr>
           <w:p>
             <w:pPr>
-              <w:spacing w:before="0" w:after="0" w:line="264" w:lineRule="auto"/>
+              <w:spacing w:before="0" w:after="0" w:line="252" w:lineRule="auto"/>
             </w:pPr>
             <w:r>
               <w:rPr>
                 <w:rFonts w:ascii="Avenir Next" w:hAnsi="Avenir Next" w:cs="Avenir Next" w:eastAsia="Avenir Next"/>
                 <w:color w:val="1A1A1A"/>
-                <w:sz w:val="20"/>
+                <w:sz w:val="22"/>
                 <w:szCs w:val="20"/>
               </w:rPr>
               <w:t xml:space="preserve">Evaluate an expression with parentheses, like 3(</w:t>
@@ -2448,7 +2461,7 @@
                 <w:rFonts w:ascii="Avenir Next" w:hAnsi="Avenir Next" w:cs="Avenir Next" w:eastAsia="Avenir Next"/>
                 <w:i/>
                 <w:color w:val="1A1A1A"/>
-                <w:sz w:val="20"/>
+                <w:sz w:val="22"/>
                 <w:szCs w:val="20"/>
               </w:rPr>
               <w:t xml:space="preserve">k</w:t>
@@ -2457,7 +2470,7 @@
               <w:rPr>
                 <w:rFonts w:ascii="Avenir Next" w:hAnsi="Avenir Next" w:cs="Avenir Next" w:eastAsia="Avenir Next"/>
                 <w:color w:val="1A1A1A"/>
-                <w:sz w:val="20"/>
+                <w:sz w:val="22"/>
                 <w:szCs w:val="20"/>
               </w:rPr>
               <w:t xml:space="preserve"> + 2) when </w:t>
@@ -2467,7 +2480,7 @@
                 <w:rFonts w:ascii="Avenir Next" w:hAnsi="Avenir Next" w:cs="Avenir Next" w:eastAsia="Avenir Next"/>
                 <w:i/>
                 <w:color w:val="1A1A1A"/>
-                <w:sz w:val="20"/>
+                <w:sz w:val="22"/>
                 <w:szCs w:val="20"/>
               </w:rPr>
               <w:t xml:space="preserve">k</w:t>
@@ -2476,7 +2489,7 @@
               <w:rPr>
                 <w:rFonts w:ascii="Avenir Next" w:hAnsi="Avenir Next" w:cs="Avenir Next" w:eastAsia="Avenir Next"/>
                 <w:color w:val="1A1A1A"/>
-                <w:sz w:val="20"/>
+                <w:sz w:val="22"/>
                 <w:szCs w:val="20"/>
               </w:rPr>
               <w:t xml:space="preserve"> = 4.  </w:t>
@@ -2486,7 +2499,7 @@
                 <w:rFonts w:ascii="Avenir Next" w:hAnsi="Avenir Next" w:cs="Avenir Next" w:eastAsia="Avenir Next"/>
                 <w:b/>
                 <w:color w:val="1A1A1A"/>
-                <w:sz w:val="20"/>
+                <w:sz w:val="22"/>
                 <w:szCs w:val="20"/>
               </w:rPr>
               <w:t xml:space="preserve">You will use it in Practice Form A, problems 3 and 8.</w:t>
@@ -2497,6 +2510,7 @@
     </w:tbl>
     <w:p>
       <w:pPr>
+        <w:pStyle w:val="Heading2"/>
         <w:keepNext/>
         <w:pBdr>
           <w:bottom w:val="single" w:sz="8" w:space="3" w:color="003A70"/>
@@ -2504,7 +2518,7 @@
         <w:tabs>
           <w:tab w:val="right" w:pos="9504"/>
         </w:tabs>
-        <w:spacing w:before="50" w:after="36" w:line="240" w:lineRule="auto"/>
+        <w:spacing w:before="42" w:after="31" w:line="240" w:lineRule="auto"/>
       </w:pPr>
       <w:r>
         <w:rPr>
@@ -2512,7 +2526,7 @@
           <w:b/>
           <w:color w:val="003A70"/>
           <w:spacing w:val="14"/>
-          <w:sz w:val="19"/>
+          <w:sz w:val="22"/>
           <w:szCs w:val="19"/>
         </w:rPr>
         <w:t xml:space="preserve">STEPS TO FOLLOW</w:t>
@@ -2531,7 +2545,7 @@
           <w:rFonts w:ascii="Avenir Next" w:hAnsi="Avenir Next" w:cs="Avenir Next" w:eastAsia="Avenir Next"/>
           <w:i/>
           <w:color w:val="5A5F66"/>
-          <w:sz w:val="17"/>
+          <w:sz w:val="22"/>
           <w:szCs w:val="17"/>
         </w:rPr>
         <w:t xml:space="preserve">use these same steps on every problem</w:t>
@@ -2573,6 +2587,7 @@
           </w:tcPr>
           <w:p>
             <w:pPr>
+              <w:pStyle w:val="Heading1"/>
               <w:spacing w:before="0" w:after="0" w:line="240" w:lineRule="auto"/>
               <w:jc w:val="center"/>
             </w:pPr>
@@ -2595,14 +2610,14 @@
           </w:tcPr>
           <w:p>
             <w:pPr>
-              <w:spacing w:before="0" w:after="0" w:line="264" w:lineRule="auto"/>
+              <w:spacing w:before="0" w:after="0" w:line="252" w:lineRule="auto"/>
             </w:pPr>
             <w:r>
               <w:rPr>
                 <w:rFonts w:ascii="Avenir Next" w:hAnsi="Avenir Next" w:cs="Avenir Next" w:eastAsia="Avenir Next"/>
                 <w:b/>
                 <w:color w:val="1A1A1A"/>
-                <w:sz w:val="21"/>
+                <w:sz w:val="22"/>
                 <w:szCs w:val="21"/>
               </w:rPr>
               <w:t xml:space="preserve">Replace</w:t>
@@ -2611,7 +2626,7 @@
               <w:rPr>
                 <w:rFonts w:ascii="Avenir Next" w:hAnsi="Avenir Next" w:cs="Avenir Next" w:eastAsia="Avenir Next"/>
                 <w:color w:val="1A1A1A"/>
-                <w:sz w:val="21"/>
+                <w:sz w:val="22"/>
                 <w:szCs w:val="21"/>
               </w:rPr>
               <w:t xml:space="preserve"> the letter with the number.</w:t>
@@ -2630,6 +2645,7 @@
           </w:tcPr>
           <w:p>
             <w:pPr>
+              <w:pStyle w:val="Heading1"/>
               <w:spacing w:before="0" w:after="0" w:line="240" w:lineRule="auto"/>
               <w:jc w:val="center"/>
             </w:pPr>
@@ -2652,13 +2668,13 @@
           </w:tcPr>
           <w:p>
             <w:pPr>
-              <w:spacing w:before="0" w:after="0" w:line="264" w:lineRule="auto"/>
+              <w:spacing w:before="0" w:after="0" w:line="252" w:lineRule="auto"/>
             </w:pPr>
             <w:r>
               <w:rPr>
                 <w:rFonts w:ascii="Avenir Next" w:hAnsi="Avenir Next" w:cs="Avenir Next" w:eastAsia="Avenir Next"/>
                 <w:color w:val="1A1A1A"/>
-                <w:sz w:val="21"/>
+                <w:sz w:val="22"/>
                 <w:szCs w:val="21"/>
               </w:rPr>
               <w:t xml:space="preserve">Work </w:t>
@@ -2668,7 +2684,7 @@
                 <w:rFonts w:ascii="Avenir Next" w:hAnsi="Avenir Next" w:cs="Avenir Next" w:eastAsia="Avenir Next"/>
                 <w:b/>
                 <w:color w:val="1A1A1A"/>
-                <w:sz w:val="21"/>
+                <w:sz w:val="22"/>
                 <w:szCs w:val="21"/>
               </w:rPr>
               <w:t xml:space="preserve">inside</w:t>
@@ -2677,7 +2693,7 @@
               <w:rPr>
                 <w:rFonts w:ascii="Avenir Next" w:hAnsi="Avenir Next" w:cs="Avenir Next" w:eastAsia="Avenir Next"/>
                 <w:color w:val="1A1A1A"/>
-                <w:sz w:val="21"/>
+                <w:sz w:val="22"/>
                 <w:szCs w:val="21"/>
               </w:rPr>
               <w:t xml:space="preserve"> the parentheses.</w:t>
@@ -2696,6 +2712,7 @@
           </w:tcPr>
           <w:p>
             <w:pPr>
+              <w:pStyle w:val="Heading1"/>
               <w:spacing w:before="0" w:after="0" w:line="240" w:lineRule="auto"/>
               <w:jc w:val="center"/>
             </w:pPr>
@@ -2718,14 +2735,14 @@
           </w:tcPr>
           <w:p>
             <w:pPr>
-              <w:spacing w:before="0" w:after="0" w:line="264" w:lineRule="auto"/>
+              <w:spacing w:before="0" w:after="0" w:line="252" w:lineRule="auto"/>
             </w:pPr>
             <w:r>
               <w:rPr>
                 <w:rFonts w:ascii="Avenir Next" w:hAnsi="Avenir Next" w:cs="Avenir Next" w:eastAsia="Avenir Next"/>
                 <w:b/>
                 <w:color w:val="1A1A1A"/>
-                <w:sz w:val="21"/>
+                <w:sz w:val="22"/>
                 <w:szCs w:val="21"/>
               </w:rPr>
               <w:t xml:space="preserve">Multiply</w:t>
@@ -2734,7 +2751,7 @@
               <w:rPr>
                 <w:rFonts w:ascii="Avenir Next" w:hAnsi="Avenir Next" w:cs="Avenir Next" w:eastAsia="Avenir Next"/>
                 <w:color w:val="1A1A1A"/>
-                <w:sz w:val="21"/>
+                <w:sz w:val="22"/>
                 <w:szCs w:val="21"/>
               </w:rPr>
               <w:t xml:space="preserve"> by the number outside.</w:t>
@@ -2745,6 +2762,7 @@
     </w:tbl>
     <w:p>
       <w:pPr>
+        <w:pStyle w:val="Heading2"/>
         <w:keepNext/>
         <w:pBdr>
           <w:bottom w:val="single" w:sz="8" w:space="3" w:color="003A70"/>
@@ -2752,7 +2770,7 @@
         <w:tabs>
           <w:tab w:val="right" w:pos="9504"/>
         </w:tabs>
-        <w:spacing w:before="50" w:after="36" w:line="240" w:lineRule="auto"/>
+        <w:spacing w:before="42" w:after="31" w:line="240" w:lineRule="auto"/>
       </w:pPr>
       <w:r>
         <w:rPr>
@@ -2760,7 +2778,7 @@
           <w:b/>
           <w:color w:val="003A70"/>
           <w:spacing w:val="14"/>
-          <w:sz w:val="19"/>
+          <w:sz w:val="22"/>
           <w:szCs w:val="19"/>
         </w:rPr>
         <w:t xml:space="preserve">WATCH ME</w:t>
@@ -2779,7 +2797,7 @@
           <w:rFonts w:ascii="Avenir Next" w:hAnsi="Avenir Next" w:cs="Avenir Next" w:eastAsia="Avenir Next"/>
           <w:i/>
           <w:color w:val="5A5F66"/>
-          <w:sz w:val="17"/>
+          <w:sz w:val="22"/>
           <w:szCs w:val="17"/>
         </w:rPr>
         <w:t xml:space="preserve">the steps in action</w:t>
@@ -2787,14 +2805,14 @@
     </w:p>
     <w:p>
       <w:pPr>
-        <w:spacing w:before="0" w:after="40" w:line="264" w:lineRule="auto"/>
+        <w:spacing w:before="0" w:after="34" w:line="252" w:lineRule="auto"/>
       </w:pPr>
       <w:r>
         <w:rPr>
           <w:rFonts w:ascii="Avenir Next" w:hAnsi="Avenir Next" w:cs="Avenir Next" w:eastAsia="Avenir Next"/>
           <w:b/>
           <w:color w:val="1A1A1A"/>
-          <w:sz w:val="21"/>
+          <w:sz w:val="22"/>
           <w:szCs w:val="21"/>
         </w:rPr>
         <w:t xml:space="preserve">Evaluate 3(</w:t>
@@ -2805,7 +2823,7 @@
           <w:b/>
           <w:i/>
           <w:color w:val="1A1A1A"/>
-          <w:sz w:val="21"/>
+          <w:sz w:val="22"/>
           <w:szCs w:val="21"/>
         </w:rPr>
         <w:t xml:space="preserve">k</w:t>
@@ -2815,7 +2833,7 @@
           <w:rFonts w:ascii="Avenir Next" w:hAnsi="Avenir Next" w:cs="Avenir Next" w:eastAsia="Avenir Next"/>
           <w:b/>
           <w:color w:val="1A1A1A"/>
-          <w:sz w:val="21"/>
+          <w:sz w:val="22"/>
           <w:szCs w:val="21"/>
         </w:rPr>
         <w:t xml:space="preserve"> + 2) when </w:t>
@@ -2826,7 +2844,7 @@
           <w:b/>
           <w:i/>
           <w:color w:val="1A1A1A"/>
-          <w:sz w:val="21"/>
+          <w:sz w:val="22"/>
           <w:szCs w:val="21"/>
         </w:rPr>
         <w:t xml:space="preserve">k</w:t>
@@ -2836,7 +2854,7 @@
           <w:rFonts w:ascii="Avenir Next" w:hAnsi="Avenir Next" w:cs="Avenir Next" w:eastAsia="Avenir Next"/>
           <w:b/>
           <w:color w:val="1A1A1A"/>
-          <w:sz w:val="21"/>
+          <w:sz w:val="22"/>
           <w:szCs w:val="21"/>
         </w:rPr>
         <w:t xml:space="preserve"> = 4.</w:t>
@@ -2847,7 +2865,7 @@
         <w:tabs>
           <w:tab w:val="left" w:pos="950"/>
         </w:tabs>
-        <w:spacing w:before="0" w:after="24" w:line="256" w:lineRule="auto"/>
+        <w:spacing w:before="0" w:after="20" w:line="248" w:lineRule="auto"/>
         <w:ind w:left="950" w:hanging="950"/>
       </w:pPr>
       <w:r>
@@ -2855,25 +2873,25 @@
           <w:rFonts w:ascii="Avenir Next" w:hAnsi="Avenir Next" w:cs="Avenir Next" w:eastAsia="Avenir Next"/>
           <w:b/>
           <w:color w:val="003A70"/>
+          <w:sz w:val="22"/>
+          <w:szCs w:val="19"/>
+        </w:rPr>
+        <w:t xml:space="preserve">Step 1</w:t>
+      </w:r>
+      <w:r>
+        <w:rPr>
+          <w:rFonts w:ascii="Avenir Next" w:hAnsi="Avenir Next" w:cs="Avenir Next" w:eastAsia="Avenir Next"/>
+          <w:color w:val="1A1A1A"/>
           <w:sz w:val="19"/>
           <w:szCs w:val="19"/>
         </w:rPr>
-        <w:t xml:space="preserve">Step 1</w:t>
-      </w:r>
-      <w:r>
-        <w:rPr>
-          <w:rFonts w:ascii="Avenir Next" w:hAnsi="Avenir Next" w:cs="Avenir Next" w:eastAsia="Avenir Next"/>
-          <w:color w:val="1A1A1A"/>
-          <w:sz w:val="19"/>
-          <w:szCs w:val="19"/>
-        </w:rPr>
         <w:tab/>
       </w:r>
       <w:r>
         <w:rPr>
           <w:rFonts w:ascii="Avenir Next" w:hAnsi="Avenir Next" w:cs="Avenir Next" w:eastAsia="Avenir Next"/>
           <w:color w:val="1A1A1A"/>
-          <w:sz w:val="21"/>
+          <w:sz w:val="22"/>
           <w:szCs w:val="21"/>
         </w:rPr>
         <w:t xml:space="preserve">3(4 + 2).</w:t>
@@ -2884,7 +2902,7 @@
         <w:tabs>
           <w:tab w:val="left" w:pos="950"/>
         </w:tabs>
-        <w:spacing w:before="0" w:after="24" w:line="256" w:lineRule="auto"/>
+        <w:spacing w:before="0" w:after="20" w:line="248" w:lineRule="auto"/>
         <w:ind w:left="950" w:hanging="950"/>
       </w:pPr>
       <w:r>
@@ -2892,25 +2910,25 @@
           <w:rFonts w:ascii="Avenir Next" w:hAnsi="Avenir Next" w:cs="Avenir Next" w:eastAsia="Avenir Next"/>
           <w:b/>
           <w:color w:val="003A70"/>
+          <w:sz w:val="22"/>
+          <w:szCs w:val="19"/>
+        </w:rPr>
+        <w:t xml:space="preserve">Step 2</w:t>
+      </w:r>
+      <w:r>
+        <w:rPr>
+          <w:rFonts w:ascii="Avenir Next" w:hAnsi="Avenir Next" w:cs="Avenir Next" w:eastAsia="Avenir Next"/>
+          <w:color w:val="1A1A1A"/>
           <w:sz w:val="19"/>
           <w:szCs w:val="19"/>
         </w:rPr>
-        <w:t xml:space="preserve">Step 2</w:t>
-      </w:r>
-      <w:r>
-        <w:rPr>
-          <w:rFonts w:ascii="Avenir Next" w:hAnsi="Avenir Next" w:cs="Avenir Next" w:eastAsia="Avenir Next"/>
-          <w:color w:val="1A1A1A"/>
-          <w:sz w:val="19"/>
-          <w:szCs w:val="19"/>
-        </w:rPr>
         <w:tab/>
       </w:r>
       <w:r>
         <w:rPr>
           <w:rFonts w:ascii="Avenir Next" w:hAnsi="Avenir Next" w:cs="Avenir Next" w:eastAsia="Avenir Next"/>
           <w:color w:val="1A1A1A"/>
-          <w:sz w:val="21"/>
+          <w:sz w:val="22"/>
           <w:szCs w:val="21"/>
         </w:rPr>
         <w:t xml:space="preserve">4 + 2 = 6.</w:t>
@@ -2921,7 +2939,7 @@
         <w:tabs>
           <w:tab w:val="left" w:pos="950"/>
         </w:tabs>
-        <w:spacing w:before="0" w:after="24" w:line="256" w:lineRule="auto"/>
+        <w:spacing w:before="0" w:after="20" w:line="248" w:lineRule="auto"/>
         <w:ind w:left="950" w:hanging="950"/>
       </w:pPr>
       <w:r>
@@ -2929,25 +2947,25 @@
           <w:rFonts w:ascii="Avenir Next" w:hAnsi="Avenir Next" w:cs="Avenir Next" w:eastAsia="Avenir Next"/>
           <w:b/>
           <w:color w:val="003A70"/>
+          <w:sz w:val="22"/>
+          <w:szCs w:val="19"/>
+        </w:rPr>
+        <w:t xml:space="preserve">Step 3</w:t>
+      </w:r>
+      <w:r>
+        <w:rPr>
+          <w:rFonts w:ascii="Avenir Next" w:hAnsi="Avenir Next" w:cs="Avenir Next" w:eastAsia="Avenir Next"/>
+          <w:color w:val="1A1A1A"/>
           <w:sz w:val="19"/>
           <w:szCs w:val="19"/>
         </w:rPr>
-        <w:t xml:space="preserve">Step 3</w:t>
-      </w:r>
-      <w:r>
-        <w:rPr>
-          <w:rFonts w:ascii="Avenir Next" w:hAnsi="Avenir Next" w:cs="Avenir Next" w:eastAsia="Avenir Next"/>
-          <w:color w:val="1A1A1A"/>
-          <w:sz w:val="19"/>
-          <w:szCs w:val="19"/>
-        </w:rPr>
         <w:tab/>
       </w:r>
       <w:r>
         <w:rPr>
           <w:rFonts w:ascii="Avenir Next" w:hAnsi="Avenir Next" w:cs="Avenir Next" w:eastAsia="Avenir Next"/>
           <w:color w:val="1A1A1A"/>
-          <w:sz w:val="21"/>
+          <w:sz w:val="22"/>
           <w:szCs w:val="21"/>
         </w:rPr>
         <w:t xml:space="preserve">3 × 6 = 18.</w:t>
@@ -2958,7 +2976,7 @@
         <w:tabs>
           <w:tab w:val="left" w:pos="950"/>
         </w:tabs>
-        <w:spacing w:before="20" w:after="0" w:line="256" w:lineRule="auto"/>
+        <w:spacing w:before="17" w:after="0" w:line="248" w:lineRule="auto"/>
         <w:ind w:left="950" w:hanging="950"/>
       </w:pPr>
       <w:r>
@@ -2966,18 +2984,18 @@
           <w:rFonts w:ascii="Avenir Next" w:hAnsi="Avenir Next" w:cs="Avenir Next" w:eastAsia="Avenir Next"/>
           <w:b/>
           <w:color w:val="1A1A1A"/>
+          <w:sz w:val="22"/>
+          <w:szCs w:val="21"/>
+        </w:rPr>
+        <w:t xml:space="preserve">Answer</w:t>
+      </w:r>
+      <w:r>
+        <w:rPr>
+          <w:rFonts w:ascii="Avenir Next" w:hAnsi="Avenir Next" w:cs="Avenir Next" w:eastAsia="Avenir Next"/>
+          <w:color w:val="1A1A1A"/>
           <w:sz w:val="21"/>
           <w:szCs w:val="21"/>
         </w:rPr>
-        <w:t xml:space="preserve">Answer</w:t>
-      </w:r>
-      <w:r>
-        <w:rPr>
-          <w:rFonts w:ascii="Avenir Next" w:hAnsi="Avenir Next" w:cs="Avenir Next" w:eastAsia="Avenir Next"/>
-          <w:color w:val="1A1A1A"/>
-          <w:sz w:val="21"/>
-          <w:szCs w:val="21"/>
-        </w:rPr>
         <w:tab/>
       </w:r>
       <w:r>
@@ -2985,7 +3003,7 @@
           <w:rFonts w:ascii="Avenir Next" w:hAnsi="Avenir Next" w:cs="Avenir Next" w:eastAsia="Avenir Next"/>
           <w:b/>
           <w:color w:val="1A1A1A"/>
-          <w:sz w:val="21"/>
+          <w:sz w:val="22"/>
           <w:szCs w:val="21"/>
         </w:rPr>
         <w:t xml:space="preserve">18</w:t>
@@ -2993,6 +3011,7 @@
     </w:p>
     <w:p>
       <w:pPr>
+        <w:pStyle w:val="Heading2"/>
         <w:keepNext/>
         <w:pBdr>
           <w:bottom w:val="single" w:sz="8" w:space="3" w:color="003A70"/>
@@ -3000,7 +3019,7 @@
         <w:tabs>
           <w:tab w:val="right" w:pos="9504"/>
         </w:tabs>
-        <w:spacing w:before="50" w:after="36" w:line="240" w:lineRule="auto"/>
+        <w:spacing w:before="42" w:after="31" w:line="240" w:lineRule="auto"/>
       </w:pPr>
       <w:r>
         <w:rPr>
@@ -3008,7 +3027,7 @@
           <w:b/>
           <w:color w:val="003A70"/>
           <w:spacing w:val="14"/>
-          <w:sz w:val="19"/>
+          <w:sz w:val="22"/>
           <w:szCs w:val="19"/>
         </w:rPr>
         <w:t xml:space="preserve">TRY IT WITH HELP</w:t>
@@ -3027,7 +3046,7 @@
           <w:rFonts w:ascii="Avenir Next" w:hAnsi="Avenir Next" w:cs="Avenir Next" w:eastAsia="Avenir Next"/>
           <w:i/>
           <w:color w:val="5A5F66"/>
-          <w:sz w:val="17"/>
+          <w:sz w:val="22"/>
           <w:szCs w:val="17"/>
         </w:rPr>
         <w:t xml:space="preserve">fill in each step</w:t>
@@ -3039,7 +3058,7 @@
         <w:tabs>
           <w:tab w:val="left" w:pos="432"/>
         </w:tabs>
-        <w:spacing w:before="90" w:after="40" w:line="268" w:lineRule="auto"/>
+        <w:spacing w:before="76" w:after="34" w:line="254" w:lineRule="auto"/>
         <w:ind w:left="432" w:hanging="432"/>
       </w:pPr>
       <w:r>
@@ -3115,7 +3134,7 @@
         <w:tabs>
           <w:tab w:val="left" w:pos="1300"/>
         </w:tabs>
-        <w:spacing w:before="0" w:after="24" w:line="272" w:lineRule="auto"/>
+        <w:spacing w:before="0" w:after="20" w:line="256" w:lineRule="auto"/>
         <w:ind w:left="1300" w:hanging="868"/>
       </w:pPr>
       <w:r>
@@ -3123,35 +3142,35 @@
           <w:rFonts w:ascii="Avenir Next" w:hAnsi="Avenir Next" w:cs="Avenir Next" w:eastAsia="Avenir Next"/>
           <w:b/>
           <w:color w:val="003A70"/>
+          <w:sz w:val="22"/>
+          <w:szCs w:val="18"/>
+        </w:rPr>
+        <w:t xml:space="preserve">Step 1</w:t>
+      </w:r>
+      <w:r>
+        <w:rPr>
+          <w:rFonts w:ascii="Avenir Next" w:hAnsi="Avenir Next" w:cs="Avenir Next" w:eastAsia="Avenir Next"/>
+          <w:color w:val="1A1A1A"/>
           <w:sz w:val="18"/>
           <w:szCs w:val="18"/>
         </w:rPr>
-        <w:t xml:space="preserve">Step 1</w:t>
-      </w:r>
-      <w:r>
-        <w:rPr>
-          <w:rFonts w:ascii="Avenir Next" w:hAnsi="Avenir Next" w:cs="Avenir Next" w:eastAsia="Avenir Next"/>
-          <w:color w:val="1A1A1A"/>
-          <w:sz w:val="18"/>
-          <w:szCs w:val="18"/>
-        </w:rPr>
         <w:tab/>
       </w:r>
       <w:r>
         <w:rPr>
           <w:rFonts w:ascii="Avenir Next" w:hAnsi="Avenir Next" w:cs="Avenir Next" w:eastAsia="Avenir Next"/>
           <w:color w:val="1A1A1A"/>
+          <w:sz w:val="22"/>
+          <w:szCs w:val="21"/>
+        </w:rPr>
+        <w:t xml:space="preserve">2(</w:t>
+      </w:r>
+      <w:r>
+        <w:rPr>
+          <w:rFonts w:ascii="Avenir Next" w:hAnsi="Avenir Next" w:cs="Avenir Next" w:eastAsia="Avenir Next"/>
+          <w:color w:val="1A1A1A"/>
           <w:sz w:val="21"/>
           <w:szCs w:val="21"/>
-        </w:rPr>
-        <w:t xml:space="preserve">2(</w:t>
-      </w:r>
-      <w:r>
-        <w:rPr>
-          <w:rFonts w:ascii="Avenir Next" w:hAnsi="Avenir Next" w:cs="Avenir Next" w:eastAsia="Avenir Next"/>
-          <w:color w:val="1A1A1A"/>
-          <w:sz w:val="21"/>
-          <w:szCs w:val="21"/>
           <w:u w:val="single"/>
         </w:rPr>
         <w:t xml:space="preserve">                </w:t>
@@ -3160,7 +3179,7 @@
         <w:rPr>
           <w:rFonts w:ascii="Avenir Next" w:hAnsi="Avenir Next" w:cs="Avenir Next" w:eastAsia="Avenir Next"/>
           <w:color w:val="1A1A1A"/>
-          <w:sz w:val="21"/>
+          <w:sz w:val="22"/>
           <w:szCs w:val="21"/>
         </w:rPr>
         <w:t xml:space="preserve"> + 7)</w:t>
@@ -3172,7 +3191,7 @@
         <w:tabs>
           <w:tab w:val="left" w:pos="1300"/>
         </w:tabs>
-        <w:spacing w:before="0" w:after="24" w:line="272" w:lineRule="auto"/>
+        <w:spacing w:before="0" w:after="20" w:line="256" w:lineRule="auto"/>
         <w:ind w:left="1300" w:hanging="868"/>
       </w:pPr>
       <w:r>
@@ -3180,25 +3199,25 @@
           <w:rFonts w:ascii="Avenir Next" w:hAnsi="Avenir Next" w:cs="Avenir Next" w:eastAsia="Avenir Next"/>
           <w:b/>
           <w:color w:val="003A70"/>
+          <w:sz w:val="22"/>
+          <w:szCs w:val="18"/>
+        </w:rPr>
+        <w:t xml:space="preserve">Step 2</w:t>
+      </w:r>
+      <w:r>
+        <w:rPr>
+          <w:rFonts w:ascii="Avenir Next" w:hAnsi="Avenir Next" w:cs="Avenir Next" w:eastAsia="Avenir Next"/>
+          <w:color w:val="1A1A1A"/>
           <w:sz w:val="18"/>
           <w:szCs w:val="18"/>
         </w:rPr>
-        <w:t xml:space="preserve">Step 2</w:t>
-      </w:r>
-      <w:r>
-        <w:rPr>
-          <w:rFonts w:ascii="Avenir Next" w:hAnsi="Avenir Next" w:cs="Avenir Next" w:eastAsia="Avenir Next"/>
-          <w:color w:val="1A1A1A"/>
-          <w:sz w:val="18"/>
-          <w:szCs w:val="18"/>
-        </w:rPr>
         <w:tab/>
       </w:r>
       <w:r>
         <w:rPr>
           <w:rFonts w:ascii="Avenir Next" w:hAnsi="Avenir Next" w:cs="Avenir Next" w:eastAsia="Avenir Next"/>
           <w:color w:val="1A1A1A"/>
-          <w:sz w:val="21"/>
+          <w:sz w:val="22"/>
           <w:szCs w:val="21"/>
         </w:rPr>
         <w:t xml:space="preserve">9 + 7 = </w:t>
@@ -3220,7 +3239,7 @@
         <w:tabs>
           <w:tab w:val="left" w:pos="1300"/>
         </w:tabs>
-        <w:spacing w:before="0" w:after="24" w:line="272" w:lineRule="auto"/>
+        <w:spacing w:before="0" w:after="20" w:line="256" w:lineRule="auto"/>
         <w:ind w:left="1300" w:hanging="868"/>
       </w:pPr>
       <w:r>
@@ -3228,25 +3247,25 @@
           <w:rFonts w:ascii="Avenir Next" w:hAnsi="Avenir Next" w:cs="Avenir Next" w:eastAsia="Avenir Next"/>
           <w:b/>
           <w:color w:val="003A70"/>
+          <w:sz w:val="22"/>
+          <w:szCs w:val="18"/>
+        </w:rPr>
+        <w:t xml:space="preserve">Step 3</w:t>
+      </w:r>
+      <w:r>
+        <w:rPr>
+          <w:rFonts w:ascii="Avenir Next" w:hAnsi="Avenir Next" w:cs="Avenir Next" w:eastAsia="Avenir Next"/>
+          <w:color w:val="1A1A1A"/>
           <w:sz w:val="18"/>
           <w:szCs w:val="18"/>
         </w:rPr>
-        <w:t xml:space="preserve">Step 3</w:t>
-      </w:r>
-      <w:r>
-        <w:rPr>
-          <w:rFonts w:ascii="Avenir Next" w:hAnsi="Avenir Next" w:cs="Avenir Next" w:eastAsia="Avenir Next"/>
-          <w:color w:val="1A1A1A"/>
-          <w:sz w:val="18"/>
-          <w:szCs w:val="18"/>
-        </w:rPr>
         <w:tab/>
       </w:r>
       <w:r>
         <w:rPr>
           <w:rFonts w:ascii="Avenir Next" w:hAnsi="Avenir Next" w:cs="Avenir Next" w:eastAsia="Avenir Next"/>
           <w:color w:val="1A1A1A"/>
-          <w:sz w:val="21"/>
+          <w:sz w:val="22"/>
           <w:szCs w:val="21"/>
         </w:rPr>
         <w:t xml:space="preserve">2 × 16 = </w:t>
@@ -3273,7 +3292,7 @@
         <w:tabs>
           <w:tab w:val="left" w:pos="432"/>
         </w:tabs>
-        <w:spacing w:before="90" w:after="40" w:line="268" w:lineRule="auto"/>
+        <w:spacing w:before="76" w:after="34" w:line="254" w:lineRule="auto"/>
         <w:ind w:left="432" w:hanging="432"/>
       </w:pPr>
       <w:r>
@@ -3349,7 +3368,7 @@
         <w:tabs>
           <w:tab w:val="left" w:pos="1300"/>
         </w:tabs>
-        <w:spacing w:before="0" w:after="24" w:line="272" w:lineRule="auto"/>
+        <w:spacing w:before="0" w:after="20" w:line="256" w:lineRule="auto"/>
         <w:ind w:left="1300" w:hanging="868"/>
       </w:pPr>
       <w:r>
@@ -3357,35 +3376,35 @@
           <w:rFonts w:ascii="Avenir Next" w:hAnsi="Avenir Next" w:cs="Avenir Next" w:eastAsia="Avenir Next"/>
           <w:b/>
           <w:color w:val="003A70"/>
+          <w:sz w:val="22"/>
+          <w:szCs w:val="18"/>
+        </w:rPr>
+        <w:t xml:space="preserve">Step 1</w:t>
+      </w:r>
+      <w:r>
+        <w:rPr>
+          <w:rFonts w:ascii="Avenir Next" w:hAnsi="Avenir Next" w:cs="Avenir Next" w:eastAsia="Avenir Next"/>
+          <w:color w:val="1A1A1A"/>
           <w:sz w:val="18"/>
           <w:szCs w:val="18"/>
         </w:rPr>
-        <w:t xml:space="preserve">Step 1</w:t>
-      </w:r>
-      <w:r>
-        <w:rPr>
-          <w:rFonts w:ascii="Avenir Next" w:hAnsi="Avenir Next" w:cs="Avenir Next" w:eastAsia="Avenir Next"/>
-          <w:color w:val="1A1A1A"/>
-          <w:sz w:val="18"/>
-          <w:szCs w:val="18"/>
-        </w:rPr>
         <w:tab/>
       </w:r>
       <w:r>
         <w:rPr>
           <w:rFonts w:ascii="Avenir Next" w:hAnsi="Avenir Next" w:cs="Avenir Next" w:eastAsia="Avenir Next"/>
           <w:color w:val="1A1A1A"/>
+          <w:sz w:val="22"/>
+          <w:szCs w:val="21"/>
+        </w:rPr>
+        <w:t xml:space="preserve">3(</w:t>
+      </w:r>
+      <w:r>
+        <w:rPr>
+          <w:rFonts w:ascii="Avenir Next" w:hAnsi="Avenir Next" w:cs="Avenir Next" w:eastAsia="Avenir Next"/>
+          <w:color w:val="1A1A1A"/>
           <w:sz w:val="21"/>
           <w:szCs w:val="21"/>
-        </w:rPr>
-        <w:t xml:space="preserve">3(</w:t>
-      </w:r>
-      <w:r>
-        <w:rPr>
-          <w:rFonts w:ascii="Avenir Next" w:hAnsi="Avenir Next" w:cs="Avenir Next" w:eastAsia="Avenir Next"/>
-          <w:color w:val="1A1A1A"/>
-          <w:sz w:val="21"/>
-          <w:szCs w:val="21"/>
           <w:u w:val="single"/>
         </w:rPr>
         <w:t xml:space="preserve">                </w:t>
@@ -3394,7 +3413,7 @@
         <w:rPr>
           <w:rFonts w:ascii="Avenir Next" w:hAnsi="Avenir Next" w:cs="Avenir Next" w:eastAsia="Avenir Next"/>
           <w:color w:val="1A1A1A"/>
-          <w:sz w:val="21"/>
+          <w:sz w:val="22"/>
           <w:szCs w:val="21"/>
         </w:rPr>
         <w:t xml:space="preserve"> + 4)</w:t>
@@ -3406,7 +3425,7 @@
         <w:tabs>
           <w:tab w:val="left" w:pos="1300"/>
         </w:tabs>
-        <w:spacing w:before="0" w:after="24" w:line="272" w:lineRule="auto"/>
+        <w:spacing w:before="0" w:after="20" w:line="256" w:lineRule="auto"/>
         <w:ind w:left="1300" w:hanging="868"/>
       </w:pPr>
       <w:r>
@@ -3414,25 +3433,25 @@
           <w:rFonts w:ascii="Avenir Next" w:hAnsi="Avenir Next" w:cs="Avenir Next" w:eastAsia="Avenir Next"/>
           <w:b/>
           <w:color w:val="003A70"/>
+          <w:sz w:val="22"/>
+          <w:szCs w:val="18"/>
+        </w:rPr>
+        <w:t xml:space="preserve">Step 2</w:t>
+      </w:r>
+      <w:r>
+        <w:rPr>
+          <w:rFonts w:ascii="Avenir Next" w:hAnsi="Avenir Next" w:cs="Avenir Next" w:eastAsia="Avenir Next"/>
+          <w:color w:val="1A1A1A"/>
           <w:sz w:val="18"/>
           <w:szCs w:val="18"/>
         </w:rPr>
-        <w:t xml:space="preserve">Step 2</w:t>
-      </w:r>
-      <w:r>
-        <w:rPr>
-          <w:rFonts w:ascii="Avenir Next" w:hAnsi="Avenir Next" w:cs="Avenir Next" w:eastAsia="Avenir Next"/>
-          <w:color w:val="1A1A1A"/>
-          <w:sz w:val="18"/>
-          <w:szCs w:val="18"/>
-        </w:rPr>
         <w:tab/>
       </w:r>
       <w:r>
         <w:rPr>
           <w:rFonts w:ascii="Avenir Next" w:hAnsi="Avenir Next" w:cs="Avenir Next" w:eastAsia="Avenir Next"/>
           <w:color w:val="1A1A1A"/>
-          <w:sz w:val="21"/>
+          <w:sz w:val="22"/>
           <w:szCs w:val="21"/>
         </w:rPr>
         <w:t xml:space="preserve">2 + 4 = </w:t>
@@ -3454,7 +3473,7 @@
         <w:tabs>
           <w:tab w:val="left" w:pos="1300"/>
         </w:tabs>
-        <w:spacing w:before="0" w:after="24" w:line="272" w:lineRule="auto"/>
+        <w:spacing w:before="0" w:after="20" w:line="256" w:lineRule="auto"/>
         <w:ind w:left="1300" w:hanging="868"/>
       </w:pPr>
       <w:r>
@@ -3462,35 +3481,35 @@
           <w:rFonts w:ascii="Avenir Next" w:hAnsi="Avenir Next" w:cs="Avenir Next" w:eastAsia="Avenir Next"/>
           <w:b/>
           <w:color w:val="003A70"/>
+          <w:sz w:val="22"/>
+          <w:szCs w:val="18"/>
+        </w:rPr>
+        <w:t xml:space="preserve">Step 3</w:t>
+      </w:r>
+      <w:r>
+        <w:rPr>
+          <w:rFonts w:ascii="Avenir Next" w:hAnsi="Avenir Next" w:cs="Avenir Next" w:eastAsia="Avenir Next"/>
+          <w:color w:val="1A1A1A"/>
           <w:sz w:val="18"/>
           <w:szCs w:val="18"/>
         </w:rPr>
-        <w:t xml:space="preserve">Step 3</w:t>
-      </w:r>
-      <w:r>
-        <w:rPr>
-          <w:rFonts w:ascii="Avenir Next" w:hAnsi="Avenir Next" w:cs="Avenir Next" w:eastAsia="Avenir Next"/>
-          <w:color w:val="1A1A1A"/>
-          <w:sz w:val="18"/>
-          <w:szCs w:val="18"/>
-        </w:rPr>
         <w:tab/>
       </w:r>
       <w:r>
         <w:rPr>
           <w:rFonts w:ascii="Avenir Next" w:hAnsi="Avenir Next" w:cs="Avenir Next" w:eastAsia="Avenir Next"/>
           <w:color w:val="1A1A1A"/>
+          <w:sz w:val="22"/>
+          <w:szCs w:val="21"/>
+        </w:rPr>
+        <w:t xml:space="preserve">3 × 6 = </w:t>
+      </w:r>
+      <w:r>
+        <w:rPr>
+          <w:rFonts w:ascii="Avenir Next" w:hAnsi="Avenir Next" w:cs="Avenir Next" w:eastAsia="Avenir Next"/>
+          <w:color w:val="1A1A1A"/>
           <w:sz w:val="21"/>
           <w:szCs w:val="21"/>
-        </w:rPr>
-        <w:t xml:space="preserve">3 × 6 = </w:t>
-      </w:r>
-      <w:r>
-        <w:rPr>
-          <w:rFonts w:ascii="Avenir Next" w:hAnsi="Avenir Next" w:cs="Avenir Next" w:eastAsia="Avenir Next"/>
-          <w:color w:val="1A1A1A"/>
-          <w:sz w:val="21"/>
-          <w:szCs w:val="21"/>
           <w:u w:val="single"/>
         </w:rPr>
         <w:t xml:space="preserve">                </w:t>
@@ -3503,6 +3522,7 @@
     </w:p>
     <w:p>
       <w:pPr>
+        <w:pStyle w:val="Heading2"/>
         <w:keepNext/>
         <w:pBdr>
           <w:bottom w:val="single" w:sz="8" w:space="3" w:color="003A70"/>
@@ -3510,7 +3530,7 @@
         <w:tabs>
           <w:tab w:val="right" w:pos="9504"/>
         </w:tabs>
-        <w:spacing w:before="50" w:after="36" w:line="240" w:lineRule="auto"/>
+        <w:spacing w:before="42" w:after="31" w:line="240" w:lineRule="auto"/>
       </w:pPr>
       <w:r>
         <w:rPr>
@@ -3518,7 +3538,7 @@
           <w:b/>
           <w:color w:val="003A70"/>
           <w:spacing w:val="14"/>
-          <w:sz w:val="19"/>
+          <w:sz w:val="22"/>
           <w:szCs w:val="19"/>
         </w:rPr>
         <w:t xml:space="preserve">YOUR TURN</w:t>
@@ -3537,7 +3557,7 @@
           <w:rFonts w:ascii="Avenir Next" w:hAnsi="Avenir Next" w:cs="Avenir Next" w:eastAsia="Avenir Next"/>
           <w:i/>
           <w:color w:val="5A5F66"/>
-          <w:sz w:val="17"/>
+          <w:sz w:val="22"/>
           <w:szCs w:val="17"/>
         </w:rPr>
         <w:t xml:space="preserve">use the steps on your own</w:t>
@@ -3587,7 +3607,7 @@
               <w:tabs>
                 <w:tab w:val="left" w:pos="432"/>
               </w:tabs>
-              <w:spacing w:before="90" w:after="40" w:line="268" w:lineRule="auto"/>
+              <w:spacing w:before="76" w:after="34" w:line="254" w:lineRule="auto"/>
               <w:ind w:left="432" w:hanging="432"/>
             </w:pPr>
             <w:r>
@@ -3680,7 +3700,7 @@
                     <w:tabs>
                       <w:tab w:val="left" w:pos="340"/>
                     </w:tabs>
-                    <w:spacing w:before="0" w:after="0" w:line="276" w:lineRule="auto"/>
+                    <w:spacing w:before="0" w:after="0" w:line="258" w:lineRule="auto"/>
                     <w:ind w:left="340" w:hanging="340"/>
                   </w:pPr>
                   <w:r>
@@ -3747,7 +3767,7 @@
                       <w:szCs w:val="22"/>
                       <w:u w:val="single"/>
                     </w:rPr>
-                    <w:t xml:space="preserve">        </w:t>
+                    <w:t xml:space="preserve">            </w:t>
                   </w:r>
                 </w:p>
               </w:tc>
@@ -3761,7 +3781,7 @@
                     <w:tabs>
                       <w:tab w:val="left" w:pos="340"/>
                     </w:tabs>
-                    <w:spacing w:before="0" w:after="0" w:line="276" w:lineRule="auto"/>
+                    <w:spacing w:before="0" w:after="0" w:line="258" w:lineRule="auto"/>
                     <w:ind w:left="340" w:hanging="340"/>
                   </w:pPr>
                   <w:r>
@@ -3828,7 +3848,7 @@
                       <w:szCs w:val="22"/>
                       <w:u w:val="single"/>
                     </w:rPr>
-                    <w:t xml:space="preserve">        </w:t>
+                    <w:t xml:space="preserve">            </w:t>
                   </w:r>
                 </w:p>
               </w:tc>
@@ -3842,7 +3862,7 @@
                     <w:tabs>
                       <w:tab w:val="left" w:pos="340"/>
                     </w:tabs>
-                    <w:spacing w:before="0" w:after="0" w:line="276" w:lineRule="auto"/>
+                    <w:spacing w:before="0" w:after="0" w:line="258" w:lineRule="auto"/>
                     <w:ind w:left="340" w:hanging="340"/>
                   </w:pPr>
                   <w:r>
@@ -3909,7 +3929,7 @@
                       <w:szCs w:val="22"/>
                       <w:u w:val="single"/>
                     </w:rPr>
-                    <w:t xml:space="preserve">        </w:t>
+                    <w:t xml:space="preserve">            </w:t>
                   </w:r>
                 </w:p>
               </w:tc>
@@ -3929,7 +3949,7 @@
                     <w:tabs>
                       <w:tab w:val="left" w:pos="340"/>
                     </w:tabs>
-                    <w:spacing w:before="0" w:after="0" w:line="276" w:lineRule="auto"/>
+                    <w:spacing w:before="0" w:after="0" w:line="258" w:lineRule="auto"/>
                     <w:ind w:left="340" w:hanging="340"/>
                   </w:pPr>
                   <w:r>
@@ -3996,7 +4016,7 @@
                       <w:szCs w:val="22"/>
                       <w:u w:val="single"/>
                     </w:rPr>
-                    <w:t xml:space="preserve">        </w:t>
+                    <w:t xml:space="preserve">            </w:t>
                   </w:r>
                 </w:p>
               </w:tc>
@@ -4010,7 +4030,7 @@
                     <w:tabs>
                       <w:tab w:val="left" w:pos="340"/>
                     </w:tabs>
-                    <w:spacing w:before="0" w:after="0" w:line="276" w:lineRule="auto"/>
+                    <w:spacing w:before="0" w:after="0" w:line="258" w:lineRule="auto"/>
                     <w:ind w:left="340" w:hanging="340"/>
                   </w:pPr>
                   <w:r>
@@ -4077,7 +4097,7 @@
                       <w:szCs w:val="22"/>
                       <w:u w:val="single"/>
                     </w:rPr>
-                    <w:t xml:space="preserve">        </w:t>
+                    <w:t xml:space="preserve">            </w:t>
                   </w:r>
                 </w:p>
               </w:tc>
@@ -4091,7 +4111,7 @@
                     <w:tabs>
                       <w:tab w:val="left" w:pos="340"/>
                     </w:tabs>
-                    <w:spacing w:before="0" w:after="0" w:line="276" w:lineRule="auto"/>
+                    <w:spacing w:before="0" w:after="0" w:line="258" w:lineRule="auto"/>
                     <w:ind w:left="340" w:hanging="340"/>
                   </w:pPr>
                   <w:r>
@@ -4158,7 +4178,7 @@
                       <w:szCs w:val="22"/>
                       <w:u w:val="single"/>
                     </w:rPr>
-                    <w:t xml:space="preserve">        </w:t>
+                    <w:t xml:space="preserve">            </w:t>
                   </w:r>
                 </w:p>
               </w:tc>
@@ -4179,6 +4199,7 @@
     </w:p>
     <w:p>
       <w:pPr>
+        <w:pStyle w:val="Heading2"/>
         <w:keepNext/>
         <w:pBdr>
           <w:bottom w:val="single" w:sz="8" w:space="3" w:color="003A70"/>
@@ -4186,7 +4207,7 @@
         <w:tabs>
           <w:tab w:val="right" w:pos="9504"/>
         </w:tabs>
-        <w:spacing w:before="50" w:after="36" w:line="240" w:lineRule="auto"/>
+        <w:spacing w:before="42" w:after="31" w:line="240" w:lineRule="auto"/>
       </w:pPr>
       <w:r>
         <w:rPr>
@@ -4194,7 +4215,7 @@
           <w:b/>
           <w:color w:val="003A70"/>
           <w:spacing w:val="14"/>
-          <w:sz w:val="19"/>
+          <w:sz w:val="22"/>
           <w:szCs w:val="19"/>
         </w:rPr>
         <w:t xml:space="preserve">READY CHECK</w:t>
@@ -4213,7 +4234,7 @@
           <w:rFonts w:ascii="Avenir Next" w:hAnsi="Avenir Next" w:cs="Avenir Next" w:eastAsia="Avenir Next"/>
           <w:i/>
           <w:color w:val="5A5F66"/>
-          <w:sz w:val="17"/>
+          <w:sz w:val="22"/>
           <w:szCs w:val="17"/>
         </w:rPr>
         <w:t xml:space="preserve">a problem like the one in today’s lesson</w:t>
@@ -4263,7 +4284,7 @@
               <w:tabs>
                 <w:tab w:val="left" w:pos="432"/>
               </w:tabs>
-              <w:spacing w:before="90" w:after="40" w:line="268" w:lineRule="auto"/>
+              <w:spacing w:before="76" w:after="34" w:line="254" w:lineRule="auto"/>
               <w:ind w:left="432" w:hanging="432"/>
             </w:pPr>
             <w:r>
@@ -4392,7 +4413,7 @@
                     <w:tabs>
                       <w:tab w:val="left" w:pos="340"/>
                     </w:tabs>
-                    <w:spacing w:before="0" w:after="0" w:line="264" w:lineRule="auto"/>
+                    <w:spacing w:before="0" w:after="0" w:line="252" w:lineRule="auto"/>
                     <w:ind w:left="340" w:hanging="340"/>
                   </w:pPr>
                   <w:r>
@@ -4400,25 +4421,25 @@
                       <w:rFonts w:ascii="Avenir Next" w:hAnsi="Avenir Next" w:cs="Avenir Next" w:eastAsia="Avenir Next"/>
                       <w:b/>
                       <w:color w:val="003A70"/>
+                      <w:sz w:val="22"/>
+                      <w:szCs w:val="21"/>
+                    </w:rPr>
+                    <w:t xml:space="preserve">A</w:t>
+                  </w:r>
+                  <w:r>
+                    <w:rPr>
+                      <w:rFonts w:ascii="Avenir Next" w:hAnsi="Avenir Next" w:cs="Avenir Next" w:eastAsia="Avenir Next"/>
+                      <w:color w:val="1A1A1A"/>
                       <w:sz w:val="21"/>
                       <w:szCs w:val="21"/>
                     </w:rPr>
-                    <w:t xml:space="preserve">A</w:t>
-                  </w:r>
-                  <w:r>
-                    <w:rPr>
-                      <w:rFonts w:ascii="Avenir Next" w:hAnsi="Avenir Next" w:cs="Avenir Next" w:eastAsia="Avenir Next"/>
-                      <w:color w:val="1A1A1A"/>
-                      <w:sz w:val="21"/>
-                      <w:szCs w:val="21"/>
-                    </w:rPr>
                     <w:tab/>
                   </w:r>
                   <w:r>
                     <w:rPr>
                       <w:rFonts w:ascii="Avenir Next" w:hAnsi="Avenir Next" w:cs="Avenir Next" w:eastAsia="Avenir Next"/>
                       <w:color w:val="1A1A1A"/>
-                      <w:sz w:val="21"/>
+                      <w:sz w:val="22"/>
                       <w:szCs w:val="21"/>
                     </w:rPr>
                     <w:t xml:space="preserve">21 and 21. They are equivalent.</w:t>
@@ -4435,7 +4456,7 @@
                     <w:tabs>
                       <w:tab w:val="left" w:pos="340"/>
                     </w:tabs>
-                    <w:spacing w:before="0" w:after="0" w:line="264" w:lineRule="auto"/>
+                    <w:spacing w:before="0" w:after="0" w:line="252" w:lineRule="auto"/>
                     <w:ind w:left="340" w:hanging="340"/>
                   </w:pPr>
                   <w:r>
@@ -4443,25 +4464,25 @@
                       <w:rFonts w:ascii="Avenir Next" w:hAnsi="Avenir Next" w:cs="Avenir Next" w:eastAsia="Avenir Next"/>
                       <w:b/>
                       <w:color w:val="003A70"/>
+                      <w:sz w:val="22"/>
+                      <w:szCs w:val="21"/>
+                    </w:rPr>
+                    <w:t xml:space="preserve">B</w:t>
+                  </w:r>
+                  <w:r>
+                    <w:rPr>
+                      <w:rFonts w:ascii="Avenir Next" w:hAnsi="Avenir Next" w:cs="Avenir Next" w:eastAsia="Avenir Next"/>
+                      <w:color w:val="1A1A1A"/>
                       <w:sz w:val="21"/>
                       <w:szCs w:val="21"/>
                     </w:rPr>
-                    <w:t xml:space="preserve">B</w:t>
-                  </w:r>
-                  <w:r>
-                    <w:rPr>
-                      <w:rFonts w:ascii="Avenir Next" w:hAnsi="Avenir Next" w:cs="Avenir Next" w:eastAsia="Avenir Next"/>
-                      <w:color w:val="1A1A1A"/>
-                      <w:sz w:val="21"/>
-                      <w:szCs w:val="21"/>
-                    </w:rPr>
                     <w:tab/>
                   </w:r>
                   <w:r>
                     <w:rPr>
                       <w:rFonts w:ascii="Avenir Next" w:hAnsi="Avenir Next" w:cs="Avenir Next" w:eastAsia="Avenir Next"/>
                       <w:color w:val="1A1A1A"/>
-                      <w:sz w:val="21"/>
+                      <w:sz w:val="22"/>
                       <w:szCs w:val="21"/>
                     </w:rPr>
                     <w:t xml:space="preserve">21 and 17. They are not equivalent.</w:t>
@@ -4483,7 +4504,7 @@
                     <w:tabs>
                       <w:tab w:val="left" w:pos="340"/>
                     </w:tabs>
-                    <w:spacing w:before="0" w:after="0" w:line="264" w:lineRule="auto"/>
+                    <w:spacing w:before="0" w:after="0" w:line="252" w:lineRule="auto"/>
                     <w:ind w:left="340" w:hanging="340"/>
                   </w:pPr>
                   <w:r>
@@ -4491,25 +4512,25 @@
                       <w:rFonts w:ascii="Avenir Next" w:hAnsi="Avenir Next" w:cs="Avenir Next" w:eastAsia="Avenir Next"/>
                       <w:b/>
                       <w:color w:val="003A70"/>
+                      <w:sz w:val="22"/>
+                      <w:szCs w:val="21"/>
+                    </w:rPr>
+                    <w:t xml:space="preserve">C</w:t>
+                  </w:r>
+                  <w:r>
+                    <w:rPr>
+                      <w:rFonts w:ascii="Avenir Next" w:hAnsi="Avenir Next" w:cs="Avenir Next" w:eastAsia="Avenir Next"/>
+                      <w:color w:val="1A1A1A"/>
                       <w:sz w:val="21"/>
                       <w:szCs w:val="21"/>
                     </w:rPr>
-                    <w:t xml:space="preserve">C</w:t>
-                  </w:r>
-                  <w:r>
-                    <w:rPr>
-                      <w:rFonts w:ascii="Avenir Next" w:hAnsi="Avenir Next" w:cs="Avenir Next" w:eastAsia="Avenir Next"/>
-                      <w:color w:val="1A1A1A"/>
-                      <w:sz w:val="21"/>
-                      <w:szCs w:val="21"/>
-                    </w:rPr>
                     <w:tab/>
                   </w:r>
                   <w:r>
                     <w:rPr>
                       <w:rFonts w:ascii="Avenir Next" w:hAnsi="Avenir Next" w:cs="Avenir Next" w:eastAsia="Avenir Next"/>
                       <w:color w:val="1A1A1A"/>
-                      <w:sz w:val="21"/>
+                      <w:sz w:val="22"/>
                       <w:szCs w:val="21"/>
                     </w:rPr>
                     <w:t xml:space="preserve">17 and 17. They are equivalent.</w:t>
@@ -4526,7 +4547,7 @@
                     <w:tabs>
                       <w:tab w:val="left" w:pos="340"/>
                     </w:tabs>
-                    <w:spacing w:before="0" w:after="0" w:line="264" w:lineRule="auto"/>
+                    <w:spacing w:before="0" w:after="0" w:line="252" w:lineRule="auto"/>
                     <w:ind w:left="340" w:hanging="340"/>
                   </w:pPr>
                   <w:r>
@@ -4534,25 +4555,25 @@
                       <w:rFonts w:ascii="Avenir Next" w:hAnsi="Avenir Next" w:cs="Avenir Next" w:eastAsia="Avenir Next"/>
                       <w:b/>
                       <w:color w:val="003A70"/>
+                      <w:sz w:val="22"/>
+                      <w:szCs w:val="21"/>
+                    </w:rPr>
+                    <w:t xml:space="preserve">D</w:t>
+                  </w:r>
+                  <w:r>
+                    <w:rPr>
+                      <w:rFonts w:ascii="Avenir Next" w:hAnsi="Avenir Next" w:cs="Avenir Next" w:eastAsia="Avenir Next"/>
+                      <w:color w:val="1A1A1A"/>
                       <w:sz w:val="21"/>
                       <w:szCs w:val="21"/>
                     </w:rPr>
-                    <w:t xml:space="preserve">D</w:t>
-                  </w:r>
-                  <w:r>
-                    <w:rPr>
-                      <w:rFonts w:ascii="Avenir Next" w:hAnsi="Avenir Next" w:cs="Avenir Next" w:eastAsia="Avenir Next"/>
-                      <w:color w:val="1A1A1A"/>
-                      <w:sz w:val="21"/>
-                      <w:szCs w:val="21"/>
-                    </w:rPr>
                     <w:tab/>
                   </w:r>
                   <w:r>
                     <w:rPr>
                       <w:rFonts w:ascii="Avenir Next" w:hAnsi="Avenir Next" w:cs="Avenir Next" w:eastAsia="Avenir Next"/>
                       <w:color w:val="1A1A1A"/>
-                      <w:sz w:val="21"/>
+                      <w:sz w:val="22"/>
                       <w:szCs w:val="21"/>
                     </w:rPr>
                     <w:t xml:space="preserve">10 and 17. They are not equivalent.</w:t>
@@ -4601,19 +4622,42 @@
         <w:tblLook w:val="0000" w:firstRow="0" w:lastRow="0" w:firstColumn="0" w:lastColumn="0" w:noHBand="1" w:noVBand="1"/>
       </w:tblPr>
       <w:tblGrid>
-        <w:gridCol w:w="2000"/>
-        <w:gridCol w:w="2300"/>
-        <w:gridCol w:w="2100"/>
-        <w:gridCol w:w="3104"/>
+        <w:gridCol w:w="1750"/>
+        <w:gridCol w:w="2500"/>
+        <w:gridCol w:w="2200"/>
+        <w:gridCol w:w="3054"/>
       </w:tblGrid>
       <w:tr>
         <w:trPr>
           <w:cantSplit/>
-          <w:trHeight w:val="320" w:hRule="atLeast"/>
+          <w:trHeight w:val="300" w:hRule="atLeast"/>
         </w:trPr>
         <w:tc>
           <w:tcPr>
-            <w:tcW w:w="2000" w:type="dxa"/>
+            <w:tcW w:w="1750" w:type="dxa"/>
+            <w:vAlign w:val="center"/>
+          </w:tcPr>
+          <w:p>
+            <w:pPr>
+              <w:pStyle w:val="Heading2"/>
+              <w:spacing w:before="0" w:after="0" w:line="240" w:lineRule="auto"/>
+            </w:pPr>
+            <w:r>
+              <w:rPr>
+                <w:rFonts w:ascii="Avenir Next" w:hAnsi="Avenir Next" w:cs="Avenir Next" w:eastAsia="Avenir Next"/>
+                <w:b/>
+                <w:color w:val="003A70"/>
+                <w:spacing w:val="12"/>
+                <w:sz w:val="15"/>
+                <w:szCs w:val="15"/>
+              </w:rPr>
+              <w:t xml:space="preserve">CHECK YOURSELF</w:t>
+            </w:r>
+          </w:p>
+        </w:tc>
+        <w:tc>
+          <w:tcPr>
+            <w:tcW w:w="2500" w:type="dxa"/>
             <w:vAlign w:val="center"/>
           </w:tcPr>
           <w:p>
@@ -4622,20 +4666,27 @@
             </w:pPr>
             <w:r>
               <w:rPr>
-                <w:rFonts w:ascii="Avenir Next" w:hAnsi="Avenir Next" w:cs="Avenir Next" w:eastAsia="Avenir Next"/>
-                <w:b/>
-                <w:color w:val="003A70"/>
-                <w:spacing w:val="12"/>
-                <w:sz w:val="15"/>
-                <w:szCs w:val="15"/>
-              </w:rPr>
-              <w:t xml:space="preserve">CHECK YOURSELF</w:t>
+                <w:rFonts w:ascii="Arial" w:hAnsi="Arial" w:cs="Arial" w:eastAsia="Arial"/>
+                <w:color w:val="1A1A1A"/>
+                <w:sz w:val="20"/>
+                <w:szCs w:val="20"/>
+              </w:rPr>
+              <w:t xml:space="preserve">□</w:t>
+            </w:r>
+            <w:r>
+              <w:rPr>
+                <w:rFonts w:ascii="Avenir Next" w:hAnsi="Avenir Next" w:cs="Avenir Next" w:eastAsia="Avenir Next"/>
+                <w:color w:val="1A1A1A"/>
+                <w:sz w:val="17"/>
+                <w:szCs w:val="17"/>
+              </w:rPr>
+              <w:t xml:space="preserve">  I can do this on my own</w:t>
             </w:r>
           </w:p>
         </w:tc>
         <w:tc>
           <w:tcPr>
-            <w:tcW w:w="2300" w:type="dxa"/>
+            <w:tcW w:w="2200" w:type="dxa"/>
             <w:vAlign w:val="center"/>
           </w:tcPr>
           <w:p>
@@ -4646,8 +4697,8 @@
               <w:rPr>
                 <w:rFonts w:ascii="Arial" w:hAnsi="Arial" w:cs="Arial" w:eastAsia="Arial"/>
                 <w:color w:val="1A1A1A"/>
-                <w:sz w:val="24"/>
-                <w:szCs w:val="24"/>
+                <w:sz w:val="20"/>
+                <w:szCs w:val="20"/>
               </w:rPr>
               <w:t xml:space="preserve">□</w:t>
             </w:r>
@@ -4658,13 +4709,13 @@
                 <w:sz w:val="17"/>
                 <w:szCs w:val="17"/>
               </w:rPr>
-              <w:t xml:space="preserve">  I can do this on my own</w:t>
+              <w:t xml:space="preserve">  I need a little help</w:t>
             </w:r>
           </w:p>
         </w:tc>
         <w:tc>
           <w:tcPr>
-            <w:tcW w:w="2100" w:type="dxa"/>
+            <w:tcW w:w="3054" w:type="dxa"/>
             <w:vAlign w:val="center"/>
           </w:tcPr>
           <w:p>
@@ -4675,37 +4726,8 @@
               <w:rPr>
                 <w:rFonts w:ascii="Arial" w:hAnsi="Arial" w:cs="Arial" w:eastAsia="Arial"/>
                 <w:color w:val="1A1A1A"/>
-                <w:sz w:val="24"/>
-                <w:szCs w:val="24"/>
-              </w:rPr>
-              <w:t xml:space="preserve">□</w:t>
-            </w:r>
-            <w:r>
-              <w:rPr>
-                <w:rFonts w:ascii="Avenir Next" w:hAnsi="Avenir Next" w:cs="Avenir Next" w:eastAsia="Avenir Next"/>
-                <w:color w:val="1A1A1A"/>
-                <w:sz w:val="17"/>
-                <w:szCs w:val="17"/>
-              </w:rPr>
-              <w:t xml:space="preserve">  I need a little help</w:t>
-            </w:r>
-          </w:p>
-        </w:tc>
-        <w:tc>
-          <w:tcPr>
-            <w:tcW w:w="3104" w:type="dxa"/>
-            <w:vAlign w:val="center"/>
-          </w:tcPr>
-          <w:p>
-            <w:pPr>
-              <w:spacing w:before="0" w:after="0" w:line="240" w:lineRule="auto"/>
-            </w:pPr>
-            <w:r>
-              <w:rPr>
-                <w:rFonts w:ascii="Arial" w:hAnsi="Arial" w:cs="Arial" w:eastAsia="Arial"/>
-                <w:color w:val="1A1A1A"/>
-                <w:sz w:val="24"/>
-                <w:szCs w:val="24"/>
+                <w:sz w:val="20"/>
+                <w:szCs w:val="20"/>
               </w:rPr>
               <w:t xml:space="preserve">□</w:t>
             </w:r>
@@ -4740,7 +4762,7 @@
     <w:sectPr>
       <w:footerReference w:type="default" r:id="rIdFooter1"/>
       <w:pgSz w:w="12240" w:h="15840"/>
-      <w:pgMar w:top="893" w:right="1224" w:bottom="835" w:left="1512" w:header="432" w:footer="432" w:gutter="0"/>
+      <w:pgMar w:top="780" w:right="1224" w:bottom="760" w:left="1512" w:header="432" w:footer="432" w:gutter="0"/>
       <w:cols w:space="720"/>
     </w:sectPr>
   </w:body>
@@ -4820,7 +4842,106 @@
               <w:sz w:val="15"/>
               <w:szCs w:val="15"/>
             </w:rPr>
-            <w:t xml:space="preserve">Lesson 6-6  ·  Session 2  ·  Prerequisite Practice B</w:t>
+            <w:t xml:space="preserve">6-6 · Page </w:t>
+          </w:r>
+          <w:r>
+            <w:rPr>
+              <w:rFonts w:ascii="Avenir Next" w:hAnsi="Avenir Next" w:cs="Avenir Next" w:eastAsia="Avenir Next"/>
+              <w:color w:val="5A5F66"/>
+              <w:sz w:val="15"/>
+              <w:szCs w:val="15"/>
+            </w:rPr>
+            <w:fldChar w:fldCharType="begin"/>
+          </w:r>
+          <w:r>
+            <w:rPr>
+              <w:rFonts w:ascii="Avenir Next" w:hAnsi="Avenir Next" w:cs="Avenir Next" w:eastAsia="Avenir Next"/>
+              <w:color w:val="5A5F66"/>
+              <w:sz w:val="15"/>
+              <w:szCs w:val="15"/>
+            </w:rPr>
+            <w:instrText xml:space="preserve"> PAGE </w:instrText>
+          </w:r>
+          <w:r>
+            <w:rPr>
+              <w:rFonts w:ascii="Avenir Next" w:hAnsi="Avenir Next" w:cs="Avenir Next" w:eastAsia="Avenir Next"/>
+              <w:color w:val="5A5F66"/>
+              <w:sz w:val="15"/>
+              <w:szCs w:val="15"/>
+            </w:rPr>
+            <w:fldChar w:fldCharType="separate"/>
+          </w:r>
+          <w:r>
+            <w:rPr>
+              <w:rFonts w:ascii="Avenir Next" w:hAnsi="Avenir Next" w:cs="Avenir Next" w:eastAsia="Avenir Next"/>
+              <w:color w:val="5A5F66"/>
+              <w:sz w:val="15"/>
+              <w:szCs w:val="15"/>
+            </w:rPr>
+            <w:t xml:space="preserve">1</w:t>
+          </w:r>
+          <w:r>
+            <w:rPr>
+              <w:rFonts w:ascii="Avenir Next" w:hAnsi="Avenir Next" w:cs="Avenir Next" w:eastAsia="Avenir Next"/>
+              <w:color w:val="5A5F66"/>
+              <w:sz w:val="15"/>
+              <w:szCs w:val="15"/>
+            </w:rPr>
+            <w:fldChar w:fldCharType="end"/>
+          </w:r>
+          <w:r>
+            <w:rPr>
+              <w:rFonts w:ascii="Avenir Next" w:hAnsi="Avenir Next" w:cs="Avenir Next" w:eastAsia="Avenir Next"/>
+              <w:color w:val="5A5F66"/>
+              <w:sz w:val="15"/>
+              <w:szCs w:val="15"/>
+            </w:rPr>
+            <w:t xml:space="preserve"> of </w:t>
+          </w:r>
+          <w:r>
+            <w:rPr>
+              <w:rFonts w:ascii="Avenir Next" w:hAnsi="Avenir Next" w:cs="Avenir Next" w:eastAsia="Avenir Next"/>
+              <w:color w:val="5A5F66"/>
+              <w:sz w:val="15"/>
+              <w:szCs w:val="15"/>
+            </w:rPr>
+            <w:fldChar w:fldCharType="begin"/>
+          </w:r>
+          <w:r>
+            <w:rPr>
+              <w:rFonts w:ascii="Avenir Next" w:hAnsi="Avenir Next" w:cs="Avenir Next" w:eastAsia="Avenir Next"/>
+              <w:color w:val="5A5F66"/>
+              <w:sz w:val="15"/>
+              <w:szCs w:val="15"/>
+            </w:rPr>
+            <w:instrText xml:space="preserve"> NUMPAGES </w:instrText>
+          </w:r>
+          <w:r>
+            <w:rPr>
+              <w:rFonts w:ascii="Avenir Next" w:hAnsi="Avenir Next" w:cs="Avenir Next" w:eastAsia="Avenir Next"/>
+              <w:color w:val="5A5F66"/>
+              <w:sz w:val="15"/>
+              <w:szCs w:val="15"/>
+            </w:rPr>
+            <w:fldChar w:fldCharType="separate"/>
+          </w:r>
+          <w:r>
+            <w:rPr>
+              <w:rFonts w:ascii="Avenir Next" w:hAnsi="Avenir Next" w:cs="Avenir Next" w:eastAsia="Avenir Next"/>
+              <w:color w:val="5A5F66"/>
+              <w:sz w:val="15"/>
+              <w:szCs w:val="15"/>
+            </w:rPr>
+            <w:t xml:space="preserve">1</w:t>
+          </w:r>
+          <w:r>
+            <w:rPr>
+              <w:rFonts w:ascii="Avenir Next" w:hAnsi="Avenir Next" w:cs="Avenir Next" w:eastAsia="Avenir Next"/>
+              <w:color w:val="5A5F66"/>
+              <w:sz w:val="15"/>
+              <w:szCs w:val="15"/>
+            </w:rPr>
+            <w:fldChar w:fldCharType="end"/>
           </w:r>
         </w:p>
       </w:tc>
@@ -4863,5 +4984,23 @@
       </w:tblCellMar>
     </w:tblPr>
   </w:style>
+  <w:style w:type="paragraph" w:styleId="Heading1">
+    <w:name w:val="heading 1"/>
+    <w:basedOn w:val="Normal"/>
+    <w:pPr>
+      <w:outlineLvl w:val="0"/>
+      <w:keepNext w:val="0"/>
+      <w:keepLines w:val="0"/>
+    </w:pPr>
+  </w:style>
+  <w:style w:type="paragraph" w:styleId="Heading2">
+    <w:name w:val="heading 2"/>
+    <w:basedOn w:val="Normal"/>
+    <w:pPr>
+      <w:outlineLvl w:val="1"/>
+      <w:keepNext w:val="0"/>
+      <w:keepLines w:val="0"/>
+    </w:pPr>
+  </w:style>
 </w:styles>
 </file>